--- a/protocolos_minutas/AMA_Protocolo_CMD_Autenticação_Privados_.docx
+++ b/protocolos_minutas/AMA_Protocolo_CMD_Autenticação_Privados_.docx
@@ -1,6 +1,6 @@
 
 <file path=word/document.xml><?xml version="1.0" encoding="utf-8"?>
-<w:document xmlns:wpc="http://schemas.microsoft.com/office/word/2010/wordprocessingCanvas" xmlns:cx="http://schemas.microsoft.com/office/drawing/2014/chartex" xmlns:cx1="http://schemas.microsoft.com/office/drawing/2015/9/8/chartex" xmlns:cx2="http://schemas.microsoft.com/office/drawing/2015/10/21/chartex" xmlns:cx3="http://schemas.microsoft.com/office/drawing/2016/5/9/chartex" xmlns:cx4="http://schemas.microsoft.com/office/drawing/2016/5/10/chartex" xmlns:cx5="http://schemas.microsoft.com/office/drawing/2016/5/11/chartex" xmlns:cx6="http://schemas.microsoft.com/office/drawing/2016/5/12/chartex" xmlns:cx7="http://schemas.microsoft.com/office/drawing/2016/5/13/chartex" xmlns:cx8="http://schemas.microsoft.com/office/drawing/2016/5/14/chartex" xmlns:mc="http://schemas.openxmlformats.org/markup-compatibility/2006" xmlns:aink="http://schemas.microsoft.com/office/drawing/2016/ink" xmlns:am3d="http://schemas.microsoft.com/office/drawing/2017/model3d" xmlns:o="urn:schemas-microsoft-com:office:office" xmlns:oel="http://schemas.microsoft.com/office/2019/extlst" xmlns:r="http://schemas.openxmlformats.org/officeDocument/2006/relationships" xmlns:m="http://schemas.openxmlformats.org/officeDocument/2006/math" xmlns:v="urn:schemas-microsoft-com:vml" xmlns:wp14="http://schemas.microsoft.com/office/word/2010/wordprocessingDrawing" xmlns:wp="http://schemas.openxmlformats.org/drawingml/2006/wordprocessingDrawing" xmlns:w10="urn:schemas-microsoft-com:office:word" xmlns:w="http://schemas.openxmlformats.org/wordprocessingml/2006/main" xmlns:w14="http://schemas.microsoft.com/office/word/2010/wordml" xmlns:w15="http://schemas.microsoft.com/office/word/2012/wordml" xmlns:w16cex="http://schemas.microsoft.com/office/word/2018/wordml/cex" xmlns:w16cid="http://schemas.microsoft.com/office/word/2016/wordml/cid" xmlns:w16="http://schemas.microsoft.com/office/word/2018/wordml" xmlns:w16du="http://schemas.microsoft.com/office/word/2023/wordml/word16du" xmlns:w16sdtdh="http://schemas.microsoft.com/office/word/2020/wordml/sdtdatahash" xmlns:w16se="http://schemas.microsoft.com/office/word/2015/wordml/symex" xmlns:wpg="http://schemas.microsoft.com/office/word/2010/wordprocessingGroup" xmlns:wpi="http://schemas.microsoft.com/office/word/2010/wordprocessingInk" xmlns:wne="http://schemas.microsoft.com/office/word/2006/wordml" xmlns:wps="http://schemas.microsoft.com/office/word/2010/wordprocessingShape" mc:Ignorable="w14 w15 w16se w16cid w16 w16cex w16sdtdh w16du wp14">
+<w:document xmlns:wpc="http://schemas.microsoft.com/office/word/2010/wordprocessingCanvas" xmlns:cx="http://schemas.microsoft.com/office/drawing/2014/chartex" xmlns:cx1="http://schemas.microsoft.com/office/drawing/2015/9/8/chartex" xmlns:cx2="http://schemas.microsoft.com/office/drawing/2015/10/21/chartex" xmlns:cx3="http://schemas.microsoft.com/office/drawing/2016/5/9/chartex" xmlns:cx4="http://schemas.microsoft.com/office/drawing/2016/5/10/chartex" xmlns:cx5="http://schemas.microsoft.com/office/drawing/2016/5/11/chartex" xmlns:cx6="http://schemas.microsoft.com/office/drawing/2016/5/12/chartex" xmlns:cx7="http://schemas.microsoft.com/office/drawing/2016/5/13/chartex" xmlns:cx8="http://schemas.microsoft.com/office/drawing/2016/5/14/chartex" xmlns:mc="http://schemas.openxmlformats.org/markup-compatibility/2006" xmlns:aink="http://schemas.microsoft.com/office/drawing/2016/ink" xmlns:am3d="http://schemas.microsoft.com/office/drawing/2017/model3d" xmlns:o="urn:schemas-microsoft-com:office:office" xmlns:oel="http://schemas.microsoft.com/office/2019/extlst" xmlns:r="http://schemas.openxmlformats.org/officeDocument/2006/relationships" xmlns:m="http://schemas.openxmlformats.org/officeDocument/2006/math" xmlns:v="urn:schemas-microsoft-com:vml" xmlns:wp14="http://schemas.microsoft.com/office/word/2010/wordprocessingDrawing" xmlns:wp="http://schemas.openxmlformats.org/drawingml/2006/wordprocessingDrawing" xmlns:w10="urn:schemas-microsoft-com:office:word" xmlns:w="http://schemas.openxmlformats.org/wordprocessingml/2006/main" xmlns:w14="http://schemas.microsoft.com/office/word/2010/wordml" xmlns:w15="http://schemas.microsoft.com/office/word/2012/wordml" xmlns:w16cex="http://schemas.microsoft.com/office/word/2018/wordml/cex" xmlns:w16cid="http://schemas.microsoft.com/office/word/2016/wordml/cid" xmlns:w16="http://schemas.microsoft.com/office/word/2018/wordml" xmlns:w16du="http://schemas.microsoft.com/office/word/2023/wordml/word16du" xmlns:w16sdtdh="http://schemas.microsoft.com/office/word/2020/wordml/sdtdatahash" xmlns:w16sdtfl="http://schemas.microsoft.com/office/word/2024/wordml/sdtformatlock" xmlns:w16se="http://schemas.microsoft.com/office/word/2015/wordml/symex" xmlns:wpg="http://schemas.microsoft.com/office/word/2010/wordprocessingGroup" xmlns:wpi="http://schemas.microsoft.com/office/word/2010/wordprocessingInk" xmlns:wne="http://schemas.microsoft.com/office/word/2006/wordml" xmlns:wps="http://schemas.microsoft.com/office/word/2010/wordprocessingShape" mc:Ignorable="w14 w15 w16se w16cid w16 w16cex w16sdtdh w16sdtfl w16du wp14">
   <w:body>
     <w:p>
       <w:pPr>
@@ -319,13 +319,27 @@
         <w:rPr>
           <w:rFonts w:asciiTheme="minorHAnsi" w:hAnsiTheme="minorHAnsi"/>
         </w:rPr>
-        <w:t xml:space="preserve"> e </w:t>
+        <w:t xml:space="preserve"> </w:t>
+      </w:r>
+      <w:proofErr w:type="gramStart"/>
+      <w:r>
+        <w:rPr>
+          <w:rFonts w:asciiTheme="minorHAnsi" w:hAnsiTheme="minorHAnsi"/>
+        </w:rPr>
+        <w:t xml:space="preserve">e </w:t>
       </w:r>
       <w:r>
         <w:rPr>
           <w:rFonts w:eastAsia="Calibri"/>
         </w:rPr>
-        <w:t xml:space="preserve"> pelo Decreto-Lei 88/2021 de 03 de novembro</w:t>
+        <w:t xml:space="preserve"> pelo</w:t>
+      </w:r>
+      <w:proofErr w:type="gramEnd"/>
+      <w:r>
+        <w:rPr>
+          <w:rFonts w:eastAsia="Calibri"/>
+        </w:rPr>
+        <w:t xml:space="preserve"> Decreto-Lei 88/2021 de 03 de novembro</w:t>
       </w:r>
       <w:r>
         <w:rPr>
@@ -505,6 +519,7 @@
         <w:rPr>
           <w:rFonts w:asciiTheme="minorHAnsi" w:hAnsiTheme="minorHAnsi"/>
         </w:rPr>
+        <w:lastRenderedPageBreak/>
         <w:t>f</w:t>
       </w:r>
       <w:r>
@@ -542,7 +557,6 @@
         <w:rPr>
           <w:rFonts w:asciiTheme="minorHAnsi" w:hAnsiTheme="minorHAnsi"/>
         </w:rPr>
-        <w:lastRenderedPageBreak/>
         <w:t xml:space="preserve">as entidades privadas que pretendam utilizar a </w:t>
       </w:r>
       <w:r>
@@ -898,8 +912,10 @@
         <w:rPr>
           <w:rFonts w:asciiTheme="minorHAnsi" w:hAnsiTheme="minorHAnsi"/>
         </w:rPr>
+        <w:lastRenderedPageBreak/>
         <w:t xml:space="preserve">Garantir a administração, operação, </w:t>
       </w:r>
+      <w:proofErr w:type="spellStart"/>
       <w:r>
         <w:rPr>
           <w:rFonts w:asciiTheme="minorHAnsi" w:hAnsiTheme="minorHAnsi"/>
@@ -907,6 +923,7 @@
         </w:rPr>
         <w:t>help-desk</w:t>
       </w:r>
+      <w:proofErr w:type="spellEnd"/>
       <w:r>
         <w:rPr>
           <w:rFonts w:asciiTheme="minorHAnsi" w:hAnsiTheme="minorHAnsi"/>
@@ -964,7 +981,6 @@
           <w:rFonts w:asciiTheme="minorHAnsi" w:hAnsiTheme="minorHAnsi"/>
           <w:b/>
         </w:rPr>
-        <w:lastRenderedPageBreak/>
         <w:t>Cláusula 3.ª</w:t>
       </w:r>
     </w:p>
@@ -1355,6 +1371,7 @@
           <w:rFonts w:asciiTheme="minorHAnsi" w:hAnsiTheme="minorHAnsi"/>
           <w:b/>
         </w:rPr>
+        <w:lastRenderedPageBreak/>
         <w:t>Cláusula 4.ª</w:t>
       </w:r>
     </w:p>
@@ -1501,7 +1518,6 @@
         <w:rPr>
           <w:rFonts w:asciiTheme="minorHAnsi" w:hAnsiTheme="minorHAnsi"/>
         </w:rPr>
-        <w:lastRenderedPageBreak/>
         <w:t>3- O escalão a aplicar na primeira fatura será calculado de forma proporcional face ao número de dias ocorridos desde o início de aplicação do presente protocolo até à data de emissão da referida fatura.</w:t>
       </w:r>
     </w:p>
@@ -1804,6 +1820,7 @@
         <w:rPr>
           <w:rFonts w:asciiTheme="minorHAnsi" w:hAnsiTheme="minorHAnsi" w:cstheme="minorBidi"/>
         </w:rPr>
+        <w:lastRenderedPageBreak/>
         <w:t>Respeitar a finalidade para que foi autorizada a consulta, que deverá limitar-se ao estritamente necessário, não utilizando a informação para outros fins;</w:t>
       </w:r>
     </w:p>
@@ -1958,7 +1975,6 @@
         <w:rPr>
           <w:rFonts w:asciiTheme="minorHAnsi" w:hAnsiTheme="minorHAnsi" w:cstheme="minorBidi"/>
         </w:rPr>
-        <w:lastRenderedPageBreak/>
         <w:t>Qualquer alteração dos responsáveis referidos no número anterior deve ser comunicada à outra parte no prazo de 15 (quinze) dias a contar da respetiva alteração.</w:t>
       </w:r>
     </w:p>
@@ -2108,6 +2124,7 @@
           <w:rFonts w:asciiTheme="minorHAnsi" w:hAnsiTheme="minorHAnsi"/>
           <w:b/>
         </w:rPr>
+        <w:lastRenderedPageBreak/>
         <w:t>Prazo</w:t>
       </w:r>
     </w:p>
@@ -2770,9 +2787,12 @@
       </w:pPr>
     </w:p>
     <w:sectPr>
-      <w:headerReference w:type="default" r:id="rId12"/>
-      <w:footerReference w:type="default" r:id="rId13"/>
-      <w:headerReference w:type="first" r:id="rId14"/>
+      <w:headerReference w:type="even" r:id="rId12"/>
+      <w:headerReference w:type="default" r:id="rId13"/>
+      <w:footerReference w:type="even" r:id="rId14"/>
+      <w:footerReference w:type="default" r:id="rId15"/>
+      <w:headerReference w:type="first" r:id="rId16"/>
+      <w:footerReference w:type="first" r:id="rId17"/>
       <w:pgSz w:w="11906" w:h="16838"/>
       <w:pgMar w:top="1417" w:right="1133" w:bottom="1417" w:left="1418" w:header="708" w:footer="708" w:gutter="0"/>
       <w:cols w:space="708"/>
@@ -2783,7 +2803,7 @@
 </file>
 
 <file path=word/endnotes.xml><?xml version="1.0" encoding="utf-8"?>
-<w:endnotes xmlns:wpc="http://schemas.microsoft.com/office/word/2010/wordprocessingCanvas" xmlns:cx="http://schemas.microsoft.com/office/drawing/2014/chartex" xmlns:cx1="http://schemas.microsoft.com/office/drawing/2015/9/8/chartex" xmlns:cx2="http://schemas.microsoft.com/office/drawing/2015/10/21/chartex" xmlns:cx3="http://schemas.microsoft.com/office/drawing/2016/5/9/chartex" xmlns:cx4="http://schemas.microsoft.com/office/drawing/2016/5/10/chartex" xmlns:cx5="http://schemas.microsoft.com/office/drawing/2016/5/11/chartex" xmlns:cx6="http://schemas.microsoft.com/office/drawing/2016/5/12/chartex" xmlns:cx7="http://schemas.microsoft.com/office/drawing/2016/5/13/chartex" xmlns:cx8="http://schemas.microsoft.com/office/drawing/2016/5/14/chartex" xmlns:mc="http://schemas.openxmlformats.org/markup-compatibility/2006" xmlns:aink="http://schemas.microsoft.com/office/drawing/2016/ink" xmlns:am3d="http://schemas.microsoft.com/office/drawing/2017/model3d" xmlns:o="urn:schemas-microsoft-com:office:office" xmlns:oel="http://schemas.microsoft.com/office/2019/extlst" xmlns:r="http://schemas.openxmlformats.org/officeDocument/2006/relationships" xmlns:m="http://schemas.openxmlformats.org/officeDocument/2006/math" xmlns:v="urn:schemas-microsoft-com:vml" xmlns:wp14="http://schemas.microsoft.com/office/word/2010/wordprocessingDrawing" xmlns:wp="http://schemas.openxmlformats.org/drawingml/2006/wordprocessingDrawing" xmlns:w10="urn:schemas-microsoft-com:office:word" xmlns:w="http://schemas.openxmlformats.org/wordprocessingml/2006/main" xmlns:w14="http://schemas.microsoft.com/office/word/2010/wordml" xmlns:w15="http://schemas.microsoft.com/office/word/2012/wordml" xmlns:w16cex="http://schemas.microsoft.com/office/word/2018/wordml/cex" xmlns:w16cid="http://schemas.microsoft.com/office/word/2016/wordml/cid" xmlns:w16="http://schemas.microsoft.com/office/word/2018/wordml" xmlns:w16du="http://schemas.microsoft.com/office/word/2023/wordml/word16du" xmlns:w16sdtdh="http://schemas.microsoft.com/office/word/2020/wordml/sdtdatahash" xmlns:w16se="http://schemas.microsoft.com/office/word/2015/wordml/symex" xmlns:wpg="http://schemas.microsoft.com/office/word/2010/wordprocessingGroup" xmlns:wpi="http://schemas.microsoft.com/office/word/2010/wordprocessingInk" xmlns:wne="http://schemas.microsoft.com/office/word/2006/wordml" xmlns:wps="http://schemas.microsoft.com/office/word/2010/wordprocessingShape" mc:Ignorable="w14 w15 w16se w16cid w16 w16cex w16sdtdh w16du wp14">
+<w:endnotes xmlns:wpc="http://schemas.microsoft.com/office/word/2010/wordprocessingCanvas" xmlns:cx="http://schemas.microsoft.com/office/drawing/2014/chartex" xmlns:cx1="http://schemas.microsoft.com/office/drawing/2015/9/8/chartex" xmlns:cx2="http://schemas.microsoft.com/office/drawing/2015/10/21/chartex" xmlns:cx3="http://schemas.microsoft.com/office/drawing/2016/5/9/chartex" xmlns:cx4="http://schemas.microsoft.com/office/drawing/2016/5/10/chartex" xmlns:cx5="http://schemas.microsoft.com/office/drawing/2016/5/11/chartex" xmlns:cx6="http://schemas.microsoft.com/office/drawing/2016/5/12/chartex" xmlns:cx7="http://schemas.microsoft.com/office/drawing/2016/5/13/chartex" xmlns:cx8="http://schemas.microsoft.com/office/drawing/2016/5/14/chartex" xmlns:mc="http://schemas.openxmlformats.org/markup-compatibility/2006" xmlns:aink="http://schemas.microsoft.com/office/drawing/2016/ink" xmlns:am3d="http://schemas.microsoft.com/office/drawing/2017/model3d" xmlns:o="urn:schemas-microsoft-com:office:office" xmlns:oel="http://schemas.microsoft.com/office/2019/extlst" xmlns:r="http://schemas.openxmlformats.org/officeDocument/2006/relationships" xmlns:m="http://schemas.openxmlformats.org/officeDocument/2006/math" xmlns:v="urn:schemas-microsoft-com:vml" xmlns:wp14="http://schemas.microsoft.com/office/word/2010/wordprocessingDrawing" xmlns:wp="http://schemas.openxmlformats.org/drawingml/2006/wordprocessingDrawing" xmlns:w10="urn:schemas-microsoft-com:office:word" xmlns:w="http://schemas.openxmlformats.org/wordprocessingml/2006/main" xmlns:w14="http://schemas.microsoft.com/office/word/2010/wordml" xmlns:w15="http://schemas.microsoft.com/office/word/2012/wordml" xmlns:w16cex="http://schemas.microsoft.com/office/word/2018/wordml/cex" xmlns:w16cid="http://schemas.microsoft.com/office/word/2016/wordml/cid" xmlns:w16="http://schemas.microsoft.com/office/word/2018/wordml" xmlns:w16du="http://schemas.microsoft.com/office/word/2023/wordml/word16du" xmlns:w16sdtdh="http://schemas.microsoft.com/office/word/2020/wordml/sdtdatahash" xmlns:w16sdtfl="http://schemas.microsoft.com/office/word/2024/wordml/sdtformatlock" xmlns:w16se="http://schemas.microsoft.com/office/word/2015/wordml/symex" xmlns:wpg="http://schemas.microsoft.com/office/word/2010/wordprocessingGroup" xmlns:wpi="http://schemas.microsoft.com/office/word/2010/wordprocessingInk" xmlns:wne="http://schemas.microsoft.com/office/word/2006/wordml" xmlns:wps="http://schemas.microsoft.com/office/word/2010/wordprocessingShape" mc:Ignorable="w14 w15 w16se w16cid w16 w16cex w16sdtdh w16sdtfl w16du wp14">
   <w:endnote w:type="separator" w:id="-1">
     <w:p>
       <w:r>
@@ -2802,7 +2822,17 @@
 </file>
 
 <file path=word/footer1.xml><?xml version="1.0" encoding="utf-8"?>
-<w:ftr xmlns:wpc="http://schemas.microsoft.com/office/word/2010/wordprocessingCanvas" xmlns:cx="http://schemas.microsoft.com/office/drawing/2014/chartex" xmlns:cx1="http://schemas.microsoft.com/office/drawing/2015/9/8/chartex" xmlns:cx2="http://schemas.microsoft.com/office/drawing/2015/10/21/chartex" xmlns:cx3="http://schemas.microsoft.com/office/drawing/2016/5/9/chartex" xmlns:cx4="http://schemas.microsoft.com/office/drawing/2016/5/10/chartex" xmlns:cx5="http://schemas.microsoft.com/office/drawing/2016/5/11/chartex" xmlns:cx6="http://schemas.microsoft.com/office/drawing/2016/5/12/chartex" xmlns:cx7="http://schemas.microsoft.com/office/drawing/2016/5/13/chartex" xmlns:cx8="http://schemas.microsoft.com/office/drawing/2016/5/14/chartex" xmlns:mc="http://schemas.openxmlformats.org/markup-compatibility/2006" xmlns:aink="http://schemas.microsoft.com/office/drawing/2016/ink" xmlns:am3d="http://schemas.microsoft.com/office/drawing/2017/model3d" xmlns:o="urn:schemas-microsoft-com:office:office" xmlns:oel="http://schemas.microsoft.com/office/2019/extlst" xmlns:r="http://schemas.openxmlformats.org/officeDocument/2006/relationships" xmlns:m="http://schemas.openxmlformats.org/officeDocument/2006/math" xmlns:v="urn:schemas-microsoft-com:vml" xmlns:wp14="http://schemas.microsoft.com/office/word/2010/wordprocessingDrawing" xmlns:wp="http://schemas.openxmlformats.org/drawingml/2006/wordprocessingDrawing" xmlns:w10="urn:schemas-microsoft-com:office:word" xmlns:w="http://schemas.openxmlformats.org/wordprocessingml/2006/main" xmlns:w14="http://schemas.microsoft.com/office/word/2010/wordml" xmlns:w15="http://schemas.microsoft.com/office/word/2012/wordml" xmlns:w16cex="http://schemas.microsoft.com/office/word/2018/wordml/cex" xmlns:w16cid="http://schemas.microsoft.com/office/word/2016/wordml/cid" xmlns:w16="http://schemas.microsoft.com/office/word/2018/wordml" xmlns:w16du="http://schemas.microsoft.com/office/word/2023/wordml/word16du" xmlns:w16sdtdh="http://schemas.microsoft.com/office/word/2020/wordml/sdtdatahash" xmlns:w16se="http://schemas.microsoft.com/office/word/2015/wordml/symex" xmlns:wpg="http://schemas.microsoft.com/office/word/2010/wordprocessingGroup" xmlns:wpi="http://schemas.microsoft.com/office/word/2010/wordprocessingInk" xmlns:wne="http://schemas.microsoft.com/office/word/2006/wordml" xmlns:wps="http://schemas.microsoft.com/office/word/2010/wordprocessingShape" mc:Ignorable="w14 w15 w16se w16cid w16 w16cex w16sdtdh w16du wp14">
+<w:ftr xmlns:wpc="http://schemas.microsoft.com/office/word/2010/wordprocessingCanvas" xmlns:cx="http://schemas.microsoft.com/office/drawing/2014/chartex" xmlns:cx1="http://schemas.microsoft.com/office/drawing/2015/9/8/chartex" xmlns:cx2="http://schemas.microsoft.com/office/drawing/2015/10/21/chartex" xmlns:cx3="http://schemas.microsoft.com/office/drawing/2016/5/9/chartex" xmlns:cx4="http://schemas.microsoft.com/office/drawing/2016/5/10/chartex" xmlns:cx5="http://schemas.microsoft.com/office/drawing/2016/5/11/chartex" xmlns:cx6="http://schemas.microsoft.com/office/drawing/2016/5/12/chartex" xmlns:cx7="http://schemas.microsoft.com/office/drawing/2016/5/13/chartex" xmlns:cx8="http://schemas.microsoft.com/office/drawing/2016/5/14/chartex" xmlns:mc="http://schemas.openxmlformats.org/markup-compatibility/2006" xmlns:aink="http://schemas.microsoft.com/office/drawing/2016/ink" xmlns:am3d="http://schemas.microsoft.com/office/drawing/2017/model3d" xmlns:o="urn:schemas-microsoft-com:office:office" xmlns:oel="http://schemas.microsoft.com/office/2019/extlst" xmlns:r="http://schemas.openxmlformats.org/officeDocument/2006/relationships" xmlns:m="http://schemas.openxmlformats.org/officeDocument/2006/math" xmlns:v="urn:schemas-microsoft-com:vml" xmlns:wp14="http://schemas.microsoft.com/office/word/2010/wordprocessingDrawing" xmlns:wp="http://schemas.openxmlformats.org/drawingml/2006/wordprocessingDrawing" xmlns:w10="urn:schemas-microsoft-com:office:word" xmlns:w="http://schemas.openxmlformats.org/wordprocessingml/2006/main" xmlns:w14="http://schemas.microsoft.com/office/word/2010/wordml" xmlns:w15="http://schemas.microsoft.com/office/word/2012/wordml" xmlns:w16cex="http://schemas.microsoft.com/office/word/2018/wordml/cex" xmlns:w16cid="http://schemas.microsoft.com/office/word/2016/wordml/cid" xmlns:w16="http://schemas.microsoft.com/office/word/2018/wordml" xmlns:w16du="http://schemas.microsoft.com/office/word/2023/wordml/word16du" xmlns:w16sdtdh="http://schemas.microsoft.com/office/word/2020/wordml/sdtdatahash" xmlns:w16sdtfl="http://schemas.microsoft.com/office/word/2024/wordml/sdtformatlock" xmlns:w16se="http://schemas.microsoft.com/office/word/2015/wordml/symex" xmlns:wpg="http://schemas.microsoft.com/office/word/2010/wordprocessingGroup" xmlns:wpi="http://schemas.microsoft.com/office/word/2010/wordprocessingInk" xmlns:wne="http://schemas.microsoft.com/office/word/2006/wordml" xmlns:wps="http://schemas.microsoft.com/office/word/2010/wordprocessingShape" mc:Ignorable="w14 w15 w16se w16cid w16 w16cex w16sdtdh w16sdtfl w16du wp14">
+  <w:p>
+    <w:pPr>
+      <w:pStyle w:val="Footer"/>
+    </w:pPr>
+  </w:p>
+</w:ftr>
+</file>
+
+<file path=word/footer2.xml><?xml version="1.0" encoding="utf-8"?>
+<w:ftr xmlns:wpc="http://schemas.microsoft.com/office/word/2010/wordprocessingCanvas" xmlns:cx="http://schemas.microsoft.com/office/drawing/2014/chartex" xmlns:cx1="http://schemas.microsoft.com/office/drawing/2015/9/8/chartex" xmlns:cx2="http://schemas.microsoft.com/office/drawing/2015/10/21/chartex" xmlns:cx3="http://schemas.microsoft.com/office/drawing/2016/5/9/chartex" xmlns:cx4="http://schemas.microsoft.com/office/drawing/2016/5/10/chartex" xmlns:cx5="http://schemas.microsoft.com/office/drawing/2016/5/11/chartex" xmlns:cx6="http://schemas.microsoft.com/office/drawing/2016/5/12/chartex" xmlns:cx7="http://schemas.microsoft.com/office/drawing/2016/5/13/chartex" xmlns:cx8="http://schemas.microsoft.com/office/drawing/2016/5/14/chartex" xmlns:mc="http://schemas.openxmlformats.org/markup-compatibility/2006" xmlns:aink="http://schemas.microsoft.com/office/drawing/2016/ink" xmlns:am3d="http://schemas.microsoft.com/office/drawing/2017/model3d" xmlns:o="urn:schemas-microsoft-com:office:office" xmlns:oel="http://schemas.microsoft.com/office/2019/extlst" xmlns:r="http://schemas.openxmlformats.org/officeDocument/2006/relationships" xmlns:m="http://schemas.openxmlformats.org/officeDocument/2006/math" xmlns:v="urn:schemas-microsoft-com:vml" xmlns:wp14="http://schemas.microsoft.com/office/word/2010/wordprocessingDrawing" xmlns:wp="http://schemas.openxmlformats.org/drawingml/2006/wordprocessingDrawing" xmlns:w10="urn:schemas-microsoft-com:office:word" xmlns:w="http://schemas.openxmlformats.org/wordprocessingml/2006/main" xmlns:w14="http://schemas.microsoft.com/office/word/2010/wordml" xmlns:w15="http://schemas.microsoft.com/office/word/2012/wordml" xmlns:w16cex="http://schemas.microsoft.com/office/word/2018/wordml/cex" xmlns:w16cid="http://schemas.microsoft.com/office/word/2016/wordml/cid" xmlns:w16="http://schemas.microsoft.com/office/word/2018/wordml" xmlns:w16du="http://schemas.microsoft.com/office/word/2023/wordml/word16du" xmlns:w16sdtdh="http://schemas.microsoft.com/office/word/2020/wordml/sdtdatahash" xmlns:w16sdtfl="http://schemas.microsoft.com/office/word/2024/wordml/sdtformatlock" xmlns:w16se="http://schemas.microsoft.com/office/word/2015/wordml/symex" xmlns:wpg="http://schemas.microsoft.com/office/word/2010/wordprocessingGroup" xmlns:wpi="http://schemas.microsoft.com/office/word/2010/wordprocessingInk" xmlns:wne="http://schemas.microsoft.com/office/word/2006/wordml" xmlns:wps="http://schemas.microsoft.com/office/word/2010/wordprocessingShape" mc:Ignorable="w14 w15 w16se w16cid w16 w16cex w16sdtdh w16sdtfl w16du wp14">
   <w:p>
     <w:pPr>
       <w:rPr>
@@ -3040,6 +3070,7 @@
                       </w:rPr>
                       <w:t>MD - 013_Protocolo_CMD_Autenticacao</w:t>
                     </w:r>
+                    <w:proofErr w:type="gramStart"/>
                     <w:r>
                       <w:rPr>
                         <w:rFonts w:ascii="Arial" w:hAnsi="Arial" w:cs="Arial"/>
@@ -3054,7 +3085,16 @@
                         <w:sz w:val="15"/>
                         <w:szCs w:val="15"/>
                       </w:rPr>
-                      <w:t>Privados_GJ_2021</w:t>
+                      <w:t>Privados</w:t>
+                    </w:r>
+                    <w:proofErr w:type="gramEnd"/>
+                    <w:r>
+                      <w:rPr>
+                        <w:rFonts w:ascii="Arial" w:hAnsi="Arial" w:cs="Arial"/>
+                        <w:sz w:val="15"/>
+                        <w:szCs w:val="15"/>
+                      </w:rPr>
+                      <w:t>_GJ_2021</w:t>
                     </w:r>
                     <w:r>
                       <w:rPr>
@@ -3508,8 +3548,18 @@
 </w:ftr>
 </file>
 
+<file path=word/footer3.xml><?xml version="1.0" encoding="utf-8"?>
+<w:ftr xmlns:wpc="http://schemas.microsoft.com/office/word/2010/wordprocessingCanvas" xmlns:cx="http://schemas.microsoft.com/office/drawing/2014/chartex" xmlns:cx1="http://schemas.microsoft.com/office/drawing/2015/9/8/chartex" xmlns:cx2="http://schemas.microsoft.com/office/drawing/2015/10/21/chartex" xmlns:cx3="http://schemas.microsoft.com/office/drawing/2016/5/9/chartex" xmlns:cx4="http://schemas.microsoft.com/office/drawing/2016/5/10/chartex" xmlns:cx5="http://schemas.microsoft.com/office/drawing/2016/5/11/chartex" xmlns:cx6="http://schemas.microsoft.com/office/drawing/2016/5/12/chartex" xmlns:cx7="http://schemas.microsoft.com/office/drawing/2016/5/13/chartex" xmlns:cx8="http://schemas.microsoft.com/office/drawing/2016/5/14/chartex" xmlns:mc="http://schemas.openxmlformats.org/markup-compatibility/2006" xmlns:aink="http://schemas.microsoft.com/office/drawing/2016/ink" xmlns:am3d="http://schemas.microsoft.com/office/drawing/2017/model3d" xmlns:o="urn:schemas-microsoft-com:office:office" xmlns:oel="http://schemas.microsoft.com/office/2019/extlst" xmlns:r="http://schemas.openxmlformats.org/officeDocument/2006/relationships" xmlns:m="http://schemas.openxmlformats.org/officeDocument/2006/math" xmlns:v="urn:schemas-microsoft-com:vml" xmlns:wp14="http://schemas.microsoft.com/office/word/2010/wordprocessingDrawing" xmlns:wp="http://schemas.openxmlformats.org/drawingml/2006/wordprocessingDrawing" xmlns:w10="urn:schemas-microsoft-com:office:word" xmlns:w="http://schemas.openxmlformats.org/wordprocessingml/2006/main" xmlns:w14="http://schemas.microsoft.com/office/word/2010/wordml" xmlns:w15="http://schemas.microsoft.com/office/word/2012/wordml" xmlns:w16cex="http://schemas.microsoft.com/office/word/2018/wordml/cex" xmlns:w16cid="http://schemas.microsoft.com/office/word/2016/wordml/cid" xmlns:w16="http://schemas.microsoft.com/office/word/2018/wordml" xmlns:w16du="http://schemas.microsoft.com/office/word/2023/wordml/word16du" xmlns:w16sdtdh="http://schemas.microsoft.com/office/word/2020/wordml/sdtdatahash" xmlns:w16sdtfl="http://schemas.microsoft.com/office/word/2024/wordml/sdtformatlock" xmlns:w16se="http://schemas.microsoft.com/office/word/2015/wordml/symex" xmlns:wpg="http://schemas.microsoft.com/office/word/2010/wordprocessingGroup" xmlns:wpi="http://schemas.microsoft.com/office/word/2010/wordprocessingInk" xmlns:wne="http://schemas.microsoft.com/office/word/2006/wordml" xmlns:wps="http://schemas.microsoft.com/office/word/2010/wordprocessingShape" mc:Ignorable="w14 w15 w16se w16cid w16 w16cex w16sdtdh w16sdtfl w16du wp14">
+  <w:p>
+    <w:pPr>
+      <w:pStyle w:val="Footer"/>
+    </w:pPr>
+  </w:p>
+</w:ftr>
+</file>
+
 <file path=word/footnotes.xml><?xml version="1.0" encoding="utf-8"?>
-<w:footnotes xmlns:wpc="http://schemas.microsoft.com/office/word/2010/wordprocessingCanvas" xmlns:cx="http://schemas.microsoft.com/office/drawing/2014/chartex" xmlns:cx1="http://schemas.microsoft.com/office/drawing/2015/9/8/chartex" xmlns:cx2="http://schemas.microsoft.com/office/drawing/2015/10/21/chartex" xmlns:cx3="http://schemas.microsoft.com/office/drawing/2016/5/9/chartex" xmlns:cx4="http://schemas.microsoft.com/office/drawing/2016/5/10/chartex" xmlns:cx5="http://schemas.microsoft.com/office/drawing/2016/5/11/chartex" xmlns:cx6="http://schemas.microsoft.com/office/drawing/2016/5/12/chartex" xmlns:cx7="http://schemas.microsoft.com/office/drawing/2016/5/13/chartex" xmlns:cx8="http://schemas.microsoft.com/office/drawing/2016/5/14/chartex" xmlns:mc="http://schemas.openxmlformats.org/markup-compatibility/2006" xmlns:aink="http://schemas.microsoft.com/office/drawing/2016/ink" xmlns:am3d="http://schemas.microsoft.com/office/drawing/2017/model3d" xmlns:o="urn:schemas-microsoft-com:office:office" xmlns:oel="http://schemas.microsoft.com/office/2019/extlst" xmlns:r="http://schemas.openxmlformats.org/officeDocument/2006/relationships" xmlns:m="http://schemas.openxmlformats.org/officeDocument/2006/math" xmlns:v="urn:schemas-microsoft-com:vml" xmlns:wp14="http://schemas.microsoft.com/office/word/2010/wordprocessingDrawing" xmlns:wp="http://schemas.openxmlformats.org/drawingml/2006/wordprocessingDrawing" xmlns:w10="urn:schemas-microsoft-com:office:word" xmlns:w="http://schemas.openxmlformats.org/wordprocessingml/2006/main" xmlns:w14="http://schemas.microsoft.com/office/word/2010/wordml" xmlns:w15="http://schemas.microsoft.com/office/word/2012/wordml" xmlns:w16cex="http://schemas.microsoft.com/office/word/2018/wordml/cex" xmlns:w16cid="http://schemas.microsoft.com/office/word/2016/wordml/cid" xmlns:w16="http://schemas.microsoft.com/office/word/2018/wordml" xmlns:w16du="http://schemas.microsoft.com/office/word/2023/wordml/word16du" xmlns:w16sdtdh="http://schemas.microsoft.com/office/word/2020/wordml/sdtdatahash" xmlns:w16se="http://schemas.microsoft.com/office/word/2015/wordml/symex" xmlns:wpg="http://schemas.microsoft.com/office/word/2010/wordprocessingGroup" xmlns:wpi="http://schemas.microsoft.com/office/word/2010/wordprocessingInk" xmlns:wne="http://schemas.microsoft.com/office/word/2006/wordml" xmlns:wps="http://schemas.microsoft.com/office/word/2010/wordprocessingShape" mc:Ignorable="w14 w15 w16se w16cid w16 w16cex w16sdtdh w16du wp14">
+<w:footnotes xmlns:wpc="http://schemas.microsoft.com/office/word/2010/wordprocessingCanvas" xmlns:cx="http://schemas.microsoft.com/office/drawing/2014/chartex" xmlns:cx1="http://schemas.microsoft.com/office/drawing/2015/9/8/chartex" xmlns:cx2="http://schemas.microsoft.com/office/drawing/2015/10/21/chartex" xmlns:cx3="http://schemas.microsoft.com/office/drawing/2016/5/9/chartex" xmlns:cx4="http://schemas.microsoft.com/office/drawing/2016/5/10/chartex" xmlns:cx5="http://schemas.microsoft.com/office/drawing/2016/5/11/chartex" xmlns:cx6="http://schemas.microsoft.com/office/drawing/2016/5/12/chartex" xmlns:cx7="http://schemas.microsoft.com/office/drawing/2016/5/13/chartex" xmlns:cx8="http://schemas.microsoft.com/office/drawing/2016/5/14/chartex" xmlns:mc="http://schemas.openxmlformats.org/markup-compatibility/2006" xmlns:aink="http://schemas.microsoft.com/office/drawing/2016/ink" xmlns:am3d="http://schemas.microsoft.com/office/drawing/2017/model3d" xmlns:o="urn:schemas-microsoft-com:office:office" xmlns:oel="http://schemas.microsoft.com/office/2019/extlst" xmlns:r="http://schemas.openxmlformats.org/officeDocument/2006/relationships" xmlns:m="http://schemas.openxmlformats.org/officeDocument/2006/math" xmlns:v="urn:schemas-microsoft-com:vml" xmlns:wp14="http://schemas.microsoft.com/office/word/2010/wordprocessingDrawing" xmlns:wp="http://schemas.openxmlformats.org/drawingml/2006/wordprocessingDrawing" xmlns:w10="urn:schemas-microsoft-com:office:word" xmlns:w="http://schemas.openxmlformats.org/wordprocessingml/2006/main" xmlns:w14="http://schemas.microsoft.com/office/word/2010/wordml" xmlns:w15="http://schemas.microsoft.com/office/word/2012/wordml" xmlns:w16cex="http://schemas.microsoft.com/office/word/2018/wordml/cex" xmlns:w16cid="http://schemas.microsoft.com/office/word/2016/wordml/cid" xmlns:w16="http://schemas.microsoft.com/office/word/2018/wordml" xmlns:w16du="http://schemas.microsoft.com/office/word/2023/wordml/word16du" xmlns:w16sdtdh="http://schemas.microsoft.com/office/word/2020/wordml/sdtdatahash" xmlns:w16sdtfl="http://schemas.microsoft.com/office/word/2024/wordml/sdtformatlock" xmlns:w16se="http://schemas.microsoft.com/office/word/2015/wordml/symex" xmlns:wpg="http://schemas.microsoft.com/office/word/2010/wordprocessingGroup" xmlns:wpi="http://schemas.microsoft.com/office/word/2010/wordprocessingInk" xmlns:wne="http://schemas.microsoft.com/office/word/2006/wordml" xmlns:wps="http://schemas.microsoft.com/office/word/2010/wordprocessingShape" mc:Ignorable="w14 w15 w16se w16cid w16 w16cex w16sdtdh w16sdtfl w16du wp14">
   <w:footnote w:type="separator" w:id="-1">
     <w:p>
       <w:r>
@@ -3528,7 +3578,122 @@
 </file>
 
 <file path=word/header1.xml><?xml version="1.0" encoding="utf-8"?>
-<w:hdr xmlns:wpc="http://schemas.microsoft.com/office/word/2010/wordprocessingCanvas" xmlns:cx="http://schemas.microsoft.com/office/drawing/2014/chartex" xmlns:cx1="http://schemas.microsoft.com/office/drawing/2015/9/8/chartex" xmlns:cx2="http://schemas.microsoft.com/office/drawing/2015/10/21/chartex" xmlns:cx3="http://schemas.microsoft.com/office/drawing/2016/5/9/chartex" xmlns:cx4="http://schemas.microsoft.com/office/drawing/2016/5/10/chartex" xmlns:cx5="http://schemas.microsoft.com/office/drawing/2016/5/11/chartex" xmlns:cx6="http://schemas.microsoft.com/office/drawing/2016/5/12/chartex" xmlns:cx7="http://schemas.microsoft.com/office/drawing/2016/5/13/chartex" xmlns:cx8="http://schemas.microsoft.com/office/drawing/2016/5/14/chartex" xmlns:mc="http://schemas.openxmlformats.org/markup-compatibility/2006" xmlns:aink="http://schemas.microsoft.com/office/drawing/2016/ink" xmlns:am3d="http://schemas.microsoft.com/office/drawing/2017/model3d" xmlns:o="urn:schemas-microsoft-com:office:office" xmlns:oel="http://schemas.microsoft.com/office/2019/extlst" xmlns:r="http://schemas.openxmlformats.org/officeDocument/2006/relationships" xmlns:m="http://schemas.openxmlformats.org/officeDocument/2006/math" xmlns:v="urn:schemas-microsoft-com:vml" xmlns:wp14="http://schemas.microsoft.com/office/word/2010/wordprocessingDrawing" xmlns:wp="http://schemas.openxmlformats.org/drawingml/2006/wordprocessingDrawing" xmlns:w10="urn:schemas-microsoft-com:office:word" xmlns:w="http://schemas.openxmlformats.org/wordprocessingml/2006/main" xmlns:w14="http://schemas.microsoft.com/office/word/2010/wordml" xmlns:w15="http://schemas.microsoft.com/office/word/2012/wordml" xmlns:w16cex="http://schemas.microsoft.com/office/word/2018/wordml/cex" xmlns:w16cid="http://schemas.microsoft.com/office/word/2016/wordml/cid" xmlns:w16="http://schemas.microsoft.com/office/word/2018/wordml" xmlns:w16du="http://schemas.microsoft.com/office/word/2023/wordml/word16du" xmlns:w16sdtdh="http://schemas.microsoft.com/office/word/2020/wordml/sdtdatahash" xmlns:w16se="http://schemas.microsoft.com/office/word/2015/wordml/symex" xmlns:wpg="http://schemas.microsoft.com/office/word/2010/wordprocessingGroup" xmlns:wpi="http://schemas.microsoft.com/office/word/2010/wordprocessingInk" xmlns:wne="http://schemas.microsoft.com/office/word/2006/wordml" xmlns:wps="http://schemas.microsoft.com/office/word/2010/wordprocessingShape" mc:Ignorable="w14 w15 w16se w16cid w16 w16cex w16sdtdh w16du wp14">
+<w:hdr xmlns:wpc="http://schemas.microsoft.com/office/word/2010/wordprocessingCanvas" xmlns:cx="http://schemas.microsoft.com/office/drawing/2014/chartex" xmlns:cx1="http://schemas.microsoft.com/office/drawing/2015/9/8/chartex" xmlns:cx2="http://schemas.microsoft.com/office/drawing/2015/10/21/chartex" xmlns:cx3="http://schemas.microsoft.com/office/drawing/2016/5/9/chartex" xmlns:cx4="http://schemas.microsoft.com/office/drawing/2016/5/10/chartex" xmlns:cx5="http://schemas.microsoft.com/office/drawing/2016/5/11/chartex" xmlns:cx6="http://schemas.microsoft.com/office/drawing/2016/5/12/chartex" xmlns:cx7="http://schemas.microsoft.com/office/drawing/2016/5/13/chartex" xmlns:cx8="http://schemas.microsoft.com/office/drawing/2016/5/14/chartex" xmlns:mc="http://schemas.openxmlformats.org/markup-compatibility/2006" xmlns:aink="http://schemas.microsoft.com/office/drawing/2016/ink" xmlns:am3d="http://schemas.microsoft.com/office/drawing/2017/model3d" xmlns:o="urn:schemas-microsoft-com:office:office" xmlns:oel="http://schemas.microsoft.com/office/2019/extlst" xmlns:r="http://schemas.openxmlformats.org/officeDocument/2006/relationships" xmlns:m="http://schemas.openxmlformats.org/officeDocument/2006/math" xmlns:v="urn:schemas-microsoft-com:vml" xmlns:wp14="http://schemas.microsoft.com/office/word/2010/wordprocessingDrawing" xmlns:wp="http://schemas.openxmlformats.org/drawingml/2006/wordprocessingDrawing" xmlns:w10="urn:schemas-microsoft-com:office:word" xmlns:w="http://schemas.openxmlformats.org/wordprocessingml/2006/main" xmlns:w14="http://schemas.microsoft.com/office/word/2010/wordml" xmlns:w15="http://schemas.microsoft.com/office/word/2012/wordml" xmlns:w16cex="http://schemas.microsoft.com/office/word/2018/wordml/cex" xmlns:w16cid="http://schemas.microsoft.com/office/word/2016/wordml/cid" xmlns:w16="http://schemas.microsoft.com/office/word/2018/wordml" xmlns:w16du="http://schemas.microsoft.com/office/word/2023/wordml/word16du" xmlns:w16sdtdh="http://schemas.microsoft.com/office/word/2020/wordml/sdtdatahash" xmlns:w16sdtfl="http://schemas.microsoft.com/office/word/2024/wordml/sdtformatlock" xmlns:w16se="http://schemas.microsoft.com/office/word/2015/wordml/symex" xmlns:wpg="http://schemas.microsoft.com/office/word/2010/wordprocessingGroup" xmlns:wpi="http://schemas.microsoft.com/office/word/2010/wordprocessingInk" xmlns:wne="http://schemas.microsoft.com/office/word/2006/wordml" xmlns:wps="http://schemas.microsoft.com/office/word/2010/wordprocessingShape" mc:Ignorable="w14 w15 w16se w16cid w16 w16cex w16sdtdh w16sdtfl w16du wp14">
+  <w:p>
+    <w:pPr>
+      <w:pStyle w:val="Header"/>
+    </w:pPr>
+  </w:p>
+</w:hdr>
+</file>
+
+<file path=word/header2.xml><?xml version="1.0" encoding="utf-8"?>
+<w:hdr xmlns:wpc="http://schemas.microsoft.com/office/word/2010/wordprocessingCanvas" xmlns:cx="http://schemas.microsoft.com/office/drawing/2014/chartex" xmlns:cx1="http://schemas.microsoft.com/office/drawing/2015/9/8/chartex" xmlns:cx2="http://schemas.microsoft.com/office/drawing/2015/10/21/chartex" xmlns:cx3="http://schemas.microsoft.com/office/drawing/2016/5/9/chartex" xmlns:cx4="http://schemas.microsoft.com/office/drawing/2016/5/10/chartex" xmlns:cx5="http://schemas.microsoft.com/office/drawing/2016/5/11/chartex" xmlns:cx6="http://schemas.microsoft.com/office/drawing/2016/5/12/chartex" xmlns:cx7="http://schemas.microsoft.com/office/drawing/2016/5/13/chartex" xmlns:cx8="http://schemas.microsoft.com/office/drawing/2016/5/14/chartex" xmlns:mc="http://schemas.openxmlformats.org/markup-compatibility/2006" xmlns:aink="http://schemas.microsoft.com/office/drawing/2016/ink" xmlns:am3d="http://schemas.microsoft.com/office/drawing/2017/model3d" xmlns:o="urn:schemas-microsoft-com:office:office" xmlns:oel="http://schemas.microsoft.com/office/2019/extlst" xmlns:r="http://schemas.openxmlformats.org/officeDocument/2006/relationships" xmlns:m="http://schemas.openxmlformats.org/officeDocument/2006/math" xmlns:v="urn:schemas-microsoft-com:vml" xmlns:wp14="http://schemas.microsoft.com/office/word/2010/wordprocessingDrawing" xmlns:wp="http://schemas.openxmlformats.org/drawingml/2006/wordprocessingDrawing" xmlns:w10="urn:schemas-microsoft-com:office:word" xmlns:w="http://schemas.openxmlformats.org/wordprocessingml/2006/main" xmlns:w14="http://schemas.microsoft.com/office/word/2010/wordml" xmlns:w15="http://schemas.microsoft.com/office/word/2012/wordml" xmlns:w16cex="http://schemas.microsoft.com/office/word/2018/wordml/cex" xmlns:w16cid="http://schemas.microsoft.com/office/word/2016/wordml/cid" xmlns:w16="http://schemas.microsoft.com/office/word/2018/wordml" xmlns:w16du="http://schemas.microsoft.com/office/word/2023/wordml/word16du" xmlns:w16sdtdh="http://schemas.microsoft.com/office/word/2020/wordml/sdtdatahash" xmlns:w16sdtfl="http://schemas.microsoft.com/office/word/2024/wordml/sdtformatlock" xmlns:w16se="http://schemas.microsoft.com/office/word/2015/wordml/symex" xmlns:wpg="http://schemas.microsoft.com/office/word/2010/wordprocessingGroup" xmlns:wpi="http://schemas.microsoft.com/office/word/2010/wordprocessingInk" xmlns:wne="http://schemas.microsoft.com/office/word/2006/wordml" xmlns:wps="http://schemas.microsoft.com/office/word/2010/wordprocessingShape" mc:Ignorable="w14 w15 w16se w16cid w16 w16cex w16sdtdh w16sdtfl w16du wp14">
+  <w:p>
+    <w:pPr>
+      <w:pStyle w:val="Header"/>
+      <w:tabs>
+        <w:tab w:val="clear" w:pos="8504"/>
+        <w:tab w:val="right" w:pos="9638"/>
+      </w:tabs>
+      <w:ind w:left="-284"/>
+      <w:rPr>
+        <w:rFonts w:asciiTheme="minorHAnsi" w:hAnsiTheme="minorHAnsi" w:cstheme="minorHAnsi"/>
+      </w:rPr>
+    </w:pPr>
+    <w:r>
+      <w:rPr>
+        <w:rFonts w:asciiTheme="minorHAnsi" w:hAnsiTheme="minorHAnsi" w:cstheme="minorHAnsi"/>
+        <w:noProof/>
+        <w:lang w:val="en-GB" w:eastAsia="en-GB"/>
+      </w:rPr>
+      <w:drawing>
+        <wp:inline distT="0" distB="0" distL="0" distR="0" wp14:anchorId="1681C7A9" wp14:editId="12514BB9">
+          <wp:extent cx="2228850" cy="419100"/>
+          <wp:effectExtent l="0" t="0" r="0" b="0"/>
+          <wp:docPr id="1083400343" name="Imagem 1083400343" descr="A black background with a black square&#10;&#10;AI-generated content may be incorrect."/>
+          <wp:cNvGraphicFramePr>
+            <a:graphicFrameLocks xmlns:a="http://schemas.openxmlformats.org/drawingml/2006/main" noChangeAspect="1"/>
+          </wp:cNvGraphicFramePr>
+          <a:graphic xmlns:a="http://schemas.openxmlformats.org/drawingml/2006/main">
+            <a:graphicData uri="http://schemas.openxmlformats.org/drawingml/2006/picture">
+              <pic:pic xmlns:pic="http://schemas.openxmlformats.org/drawingml/2006/picture">
+                <pic:nvPicPr>
+                  <pic:cNvPr id="1083400343" name="Imagem 1083400343" descr="A black background with a black square&#10;&#10;AI-generated content may be incorrect."/>
+                  <pic:cNvPicPr>
+                    <a:picLocks noChangeAspect="1" noChangeArrowheads="1"/>
+                  </pic:cNvPicPr>
+                </pic:nvPicPr>
+                <pic:blipFill rotWithShape="1">
+                  <a:blip r:embed="rId1">
+                    <a:extLst>
+                      <a:ext uri="{28A0092B-C50C-407E-A947-70E740481C1C}">
+                        <a14:useLocalDpi xmlns:a14="http://schemas.microsoft.com/office/drawing/2010/main" val="0"/>
+                      </a:ext>
+                    </a:extLst>
+                  </a:blip>
+                  <a:srcRect t="4959" r="63330" b="40496"/>
+                  <a:stretch/>
+                </pic:blipFill>
+                <pic:spPr bwMode="auto">
+                  <a:xfrm>
+                    <a:off x="0" y="0"/>
+                    <a:ext cx="2228850" cy="419100"/>
+                  </a:xfrm>
+                  <a:prstGeom prst="rect">
+                    <a:avLst/>
+                  </a:prstGeom>
+                  <a:noFill/>
+                  <a:ln>
+                    <a:noFill/>
+                  </a:ln>
+                  <a:extLst>
+                    <a:ext uri="{53640926-AAD7-44D8-BBD7-CCE9431645EC}">
+                      <a14:shadowObscured xmlns:a14="http://schemas.microsoft.com/office/drawing/2010/main"/>
+                    </a:ext>
+                  </a:extLst>
+                </pic:spPr>
+              </pic:pic>
+            </a:graphicData>
+          </a:graphic>
+        </wp:inline>
+      </w:drawing>
+    </w:r>
+    <w:r>
+      <w:rPr>
+        <w:rFonts w:asciiTheme="minorHAnsi" w:hAnsiTheme="minorHAnsi" w:cstheme="minorHAnsi"/>
+        <w:lang w:eastAsia="pt-PT"/>
+      </w:rPr>
+      <w:t xml:space="preserve">  </w:t>
+    </w:r>
+    <w:r>
+      <w:rPr>
+        <w:rFonts w:asciiTheme="minorHAnsi" w:hAnsiTheme="minorHAnsi" w:cstheme="minorHAnsi"/>
+        <w:lang w:eastAsia="pt-PT"/>
+      </w:rPr>
+      <w:tab/>
+    </w:r>
+    <w:r>
+      <w:rPr>
+        <w:rFonts w:asciiTheme="minorHAnsi" w:hAnsiTheme="minorHAnsi" w:cstheme="minorHAnsi"/>
+        <w:lang w:eastAsia="pt-PT"/>
+      </w:rPr>
+      <w:tab/>
+      <w:t xml:space="preserve">      [</w:t>
+    </w:r>
+    <w:r>
+      <w:rPr>
+        <w:rFonts w:asciiTheme="minorHAnsi" w:hAnsiTheme="minorHAnsi" w:cstheme="minorHAnsi"/>
+      </w:rPr>
+      <w:t>Espaço para logotipo do parceiro]</w:t>
+    </w:r>
+  </w:p>
+  <w:p>
+    <w:pPr>
+      <w:pStyle w:val="Header"/>
+      <w:ind w:left="-284"/>
+    </w:pPr>
+  </w:p>
   <w:p>
     <w:pPr>
       <w:pStyle w:val="Header"/>
@@ -3839,8 +4004,8 @@
 </w:hdr>
 </file>
 
-<file path=word/header2.xml><?xml version="1.0" encoding="utf-8"?>
-<w:hdr xmlns:wpc="http://schemas.microsoft.com/office/word/2010/wordprocessingCanvas" xmlns:cx="http://schemas.microsoft.com/office/drawing/2014/chartex" xmlns:cx1="http://schemas.microsoft.com/office/drawing/2015/9/8/chartex" xmlns:cx2="http://schemas.microsoft.com/office/drawing/2015/10/21/chartex" xmlns:cx3="http://schemas.microsoft.com/office/drawing/2016/5/9/chartex" xmlns:cx4="http://schemas.microsoft.com/office/drawing/2016/5/10/chartex" xmlns:cx5="http://schemas.microsoft.com/office/drawing/2016/5/11/chartex" xmlns:cx6="http://schemas.microsoft.com/office/drawing/2016/5/12/chartex" xmlns:cx7="http://schemas.microsoft.com/office/drawing/2016/5/13/chartex" xmlns:cx8="http://schemas.microsoft.com/office/drawing/2016/5/14/chartex" xmlns:mc="http://schemas.openxmlformats.org/markup-compatibility/2006" xmlns:aink="http://schemas.microsoft.com/office/drawing/2016/ink" xmlns:am3d="http://schemas.microsoft.com/office/drawing/2017/model3d" xmlns:o="urn:schemas-microsoft-com:office:office" xmlns:oel="http://schemas.microsoft.com/office/2019/extlst" xmlns:r="http://schemas.openxmlformats.org/officeDocument/2006/relationships" xmlns:m="http://schemas.openxmlformats.org/officeDocument/2006/math" xmlns:v="urn:schemas-microsoft-com:vml" xmlns:wp14="http://schemas.microsoft.com/office/word/2010/wordprocessingDrawing" xmlns:wp="http://schemas.openxmlformats.org/drawingml/2006/wordprocessingDrawing" xmlns:w10="urn:schemas-microsoft-com:office:word" xmlns:w="http://schemas.openxmlformats.org/wordprocessingml/2006/main" xmlns:w14="http://schemas.microsoft.com/office/word/2010/wordml" xmlns:w15="http://schemas.microsoft.com/office/word/2012/wordml" xmlns:w16cex="http://schemas.microsoft.com/office/word/2018/wordml/cex" xmlns:w16cid="http://schemas.microsoft.com/office/word/2016/wordml/cid" xmlns:w16="http://schemas.microsoft.com/office/word/2018/wordml" xmlns:w16du="http://schemas.microsoft.com/office/word/2023/wordml/word16du" xmlns:w16sdtdh="http://schemas.microsoft.com/office/word/2020/wordml/sdtdatahash" xmlns:w16se="http://schemas.microsoft.com/office/word/2015/wordml/symex" xmlns:wpg="http://schemas.microsoft.com/office/word/2010/wordprocessingGroup" xmlns:wpi="http://schemas.microsoft.com/office/word/2010/wordprocessingInk" xmlns:wne="http://schemas.microsoft.com/office/word/2006/wordml" xmlns:wps="http://schemas.microsoft.com/office/word/2010/wordprocessingShape" mc:Ignorable="w14 w15 w16se w16cid w16 w16cex w16sdtdh w16du wp14">
+<file path=word/header3.xml><?xml version="1.0" encoding="utf-8"?>
+<w:hdr xmlns:wpc="http://schemas.microsoft.com/office/word/2010/wordprocessingCanvas" xmlns:cx="http://schemas.microsoft.com/office/drawing/2014/chartex" xmlns:cx1="http://schemas.microsoft.com/office/drawing/2015/9/8/chartex" xmlns:cx2="http://schemas.microsoft.com/office/drawing/2015/10/21/chartex" xmlns:cx3="http://schemas.microsoft.com/office/drawing/2016/5/9/chartex" xmlns:cx4="http://schemas.microsoft.com/office/drawing/2016/5/10/chartex" xmlns:cx5="http://schemas.microsoft.com/office/drawing/2016/5/11/chartex" xmlns:cx6="http://schemas.microsoft.com/office/drawing/2016/5/12/chartex" xmlns:cx7="http://schemas.microsoft.com/office/drawing/2016/5/13/chartex" xmlns:cx8="http://schemas.microsoft.com/office/drawing/2016/5/14/chartex" xmlns:mc="http://schemas.openxmlformats.org/markup-compatibility/2006" xmlns:aink="http://schemas.microsoft.com/office/drawing/2016/ink" xmlns:am3d="http://schemas.microsoft.com/office/drawing/2017/model3d" xmlns:o="urn:schemas-microsoft-com:office:office" xmlns:oel="http://schemas.microsoft.com/office/2019/extlst" xmlns:r="http://schemas.openxmlformats.org/officeDocument/2006/relationships" xmlns:m="http://schemas.openxmlformats.org/officeDocument/2006/math" xmlns:v="urn:schemas-microsoft-com:vml" xmlns:wp14="http://schemas.microsoft.com/office/word/2010/wordprocessingDrawing" xmlns:wp="http://schemas.openxmlformats.org/drawingml/2006/wordprocessingDrawing" xmlns:w10="urn:schemas-microsoft-com:office:word" xmlns:w="http://schemas.openxmlformats.org/wordprocessingml/2006/main" xmlns:w14="http://schemas.microsoft.com/office/word/2010/wordml" xmlns:w15="http://schemas.microsoft.com/office/word/2012/wordml" xmlns:w16cex="http://schemas.microsoft.com/office/word/2018/wordml/cex" xmlns:w16cid="http://schemas.microsoft.com/office/word/2016/wordml/cid" xmlns:w16="http://schemas.microsoft.com/office/word/2018/wordml" xmlns:w16du="http://schemas.microsoft.com/office/word/2023/wordml/word16du" xmlns:w16sdtdh="http://schemas.microsoft.com/office/word/2020/wordml/sdtdatahash" xmlns:w16sdtfl="http://schemas.microsoft.com/office/word/2024/wordml/sdtformatlock" xmlns:w16se="http://schemas.microsoft.com/office/word/2015/wordml/symex" xmlns:wpg="http://schemas.microsoft.com/office/word/2010/wordprocessingGroup" xmlns:wpi="http://schemas.microsoft.com/office/word/2010/wordprocessingInk" xmlns:wne="http://schemas.microsoft.com/office/word/2006/wordml" xmlns:wps="http://schemas.microsoft.com/office/word/2010/wordprocessingShape" mc:Ignorable="w14 w15 w16se w16cid w16 w16cex w16sdtdh w16sdtfl w16du wp14">
   <w:p>
     <w:pPr>
       <w:ind w:left="-284"/>
@@ -4085,7 +4250,7 @@
 </file>
 
 <file path=word/numbering.xml><?xml version="1.0" encoding="utf-8"?>
-<w:numbering xmlns:wpc="http://schemas.microsoft.com/office/word/2010/wordprocessingCanvas" xmlns:cx="http://schemas.microsoft.com/office/drawing/2014/chartex" xmlns:cx1="http://schemas.microsoft.com/office/drawing/2015/9/8/chartex" xmlns:cx2="http://schemas.microsoft.com/office/drawing/2015/10/21/chartex" xmlns:cx3="http://schemas.microsoft.com/office/drawing/2016/5/9/chartex" xmlns:cx4="http://schemas.microsoft.com/office/drawing/2016/5/10/chartex" xmlns:cx5="http://schemas.microsoft.com/office/drawing/2016/5/11/chartex" xmlns:cx6="http://schemas.microsoft.com/office/drawing/2016/5/12/chartex" xmlns:cx7="http://schemas.microsoft.com/office/drawing/2016/5/13/chartex" xmlns:cx8="http://schemas.microsoft.com/office/drawing/2016/5/14/chartex" xmlns:mc="http://schemas.openxmlformats.org/markup-compatibility/2006" xmlns:aink="http://schemas.microsoft.com/office/drawing/2016/ink" xmlns:am3d="http://schemas.microsoft.com/office/drawing/2017/model3d" xmlns:o="urn:schemas-microsoft-com:office:office" xmlns:oel="http://schemas.microsoft.com/office/2019/extlst" xmlns:r="http://schemas.openxmlformats.org/officeDocument/2006/relationships" xmlns:m="http://schemas.openxmlformats.org/officeDocument/2006/math" xmlns:v="urn:schemas-microsoft-com:vml" xmlns:wp14="http://schemas.microsoft.com/office/word/2010/wordprocessingDrawing" xmlns:wp="http://schemas.openxmlformats.org/drawingml/2006/wordprocessingDrawing" xmlns:w10="urn:schemas-microsoft-com:office:word" xmlns:w="http://schemas.openxmlformats.org/wordprocessingml/2006/main" xmlns:w14="http://schemas.microsoft.com/office/word/2010/wordml" xmlns:w15="http://schemas.microsoft.com/office/word/2012/wordml" xmlns:w16cex="http://schemas.microsoft.com/office/word/2018/wordml/cex" xmlns:w16cid="http://schemas.microsoft.com/office/word/2016/wordml/cid" xmlns:w16="http://schemas.microsoft.com/office/word/2018/wordml" xmlns:w16du="http://schemas.microsoft.com/office/word/2023/wordml/word16du" xmlns:w16sdtdh="http://schemas.microsoft.com/office/word/2020/wordml/sdtdatahash" xmlns:w16se="http://schemas.microsoft.com/office/word/2015/wordml/symex" xmlns:wpg="http://schemas.microsoft.com/office/word/2010/wordprocessingGroup" xmlns:wpi="http://schemas.microsoft.com/office/word/2010/wordprocessingInk" xmlns:wne="http://schemas.microsoft.com/office/word/2006/wordml" xmlns:wps="http://schemas.microsoft.com/office/word/2010/wordprocessingShape" mc:Ignorable="w14 w15 w16se w16cid w16 w16cex w16sdtdh w16du wp14">
+<w:numbering xmlns:wpc="http://schemas.microsoft.com/office/word/2010/wordprocessingCanvas" xmlns:cx="http://schemas.microsoft.com/office/drawing/2014/chartex" xmlns:cx1="http://schemas.microsoft.com/office/drawing/2015/9/8/chartex" xmlns:cx2="http://schemas.microsoft.com/office/drawing/2015/10/21/chartex" xmlns:cx3="http://schemas.microsoft.com/office/drawing/2016/5/9/chartex" xmlns:cx4="http://schemas.microsoft.com/office/drawing/2016/5/10/chartex" xmlns:cx5="http://schemas.microsoft.com/office/drawing/2016/5/11/chartex" xmlns:cx6="http://schemas.microsoft.com/office/drawing/2016/5/12/chartex" xmlns:cx7="http://schemas.microsoft.com/office/drawing/2016/5/13/chartex" xmlns:cx8="http://schemas.microsoft.com/office/drawing/2016/5/14/chartex" xmlns:mc="http://schemas.openxmlformats.org/markup-compatibility/2006" xmlns:aink="http://schemas.microsoft.com/office/drawing/2016/ink" xmlns:am3d="http://schemas.microsoft.com/office/drawing/2017/model3d" xmlns:o="urn:schemas-microsoft-com:office:office" xmlns:oel="http://schemas.microsoft.com/office/2019/extlst" xmlns:r="http://schemas.openxmlformats.org/officeDocument/2006/relationships" xmlns:m="http://schemas.openxmlformats.org/officeDocument/2006/math" xmlns:v="urn:schemas-microsoft-com:vml" xmlns:wp14="http://schemas.microsoft.com/office/word/2010/wordprocessingDrawing" xmlns:wp="http://schemas.openxmlformats.org/drawingml/2006/wordprocessingDrawing" xmlns:w10="urn:schemas-microsoft-com:office:word" xmlns:w="http://schemas.openxmlformats.org/wordprocessingml/2006/main" xmlns:w14="http://schemas.microsoft.com/office/word/2010/wordml" xmlns:w15="http://schemas.microsoft.com/office/word/2012/wordml" xmlns:w16cex="http://schemas.microsoft.com/office/word/2018/wordml/cex" xmlns:w16cid="http://schemas.microsoft.com/office/word/2016/wordml/cid" xmlns:w16="http://schemas.microsoft.com/office/word/2018/wordml" xmlns:w16du="http://schemas.microsoft.com/office/word/2023/wordml/word16du" xmlns:w16sdtdh="http://schemas.microsoft.com/office/word/2020/wordml/sdtdatahash" xmlns:w16sdtfl="http://schemas.microsoft.com/office/word/2024/wordml/sdtformatlock" xmlns:w16se="http://schemas.microsoft.com/office/word/2015/wordml/symex" xmlns:wpg="http://schemas.microsoft.com/office/word/2010/wordprocessingGroup" xmlns:wpi="http://schemas.microsoft.com/office/word/2010/wordprocessingInk" xmlns:wne="http://schemas.microsoft.com/office/word/2006/wordml" xmlns:wps="http://schemas.microsoft.com/office/word/2010/wordprocessingShape" mc:Ignorable="w14 w15 w16se w16cid w16 w16cex w16sdtdh w16sdtfl w16du wp14">
   <w:abstractNum w:abstractNumId="0" w15:restartNumberingAfterBreak="0">
     <w:nsid w:val="015E0EEA"/>
     <w:multiLevelType w:val="hybridMultilevel"/>
@@ -5590,7 +5755,7 @@
 </file>
 
 <file path=word/styles.xml><?xml version="1.0" encoding="utf-8"?>
-<w:styles xmlns:mc="http://schemas.openxmlformats.org/markup-compatibility/2006" xmlns:r="http://schemas.openxmlformats.org/officeDocument/2006/relationships" xmlns:w="http://schemas.openxmlformats.org/wordprocessingml/2006/main" xmlns:w14="http://schemas.microsoft.com/office/word/2010/wordml" xmlns:w15="http://schemas.microsoft.com/office/word/2012/wordml" xmlns:w16cex="http://schemas.microsoft.com/office/word/2018/wordml/cex" xmlns:w16cid="http://schemas.microsoft.com/office/word/2016/wordml/cid" xmlns:w16="http://schemas.microsoft.com/office/word/2018/wordml" xmlns:w16du="http://schemas.microsoft.com/office/word/2023/wordml/word16du" xmlns:w16sdtdh="http://schemas.microsoft.com/office/word/2020/wordml/sdtdatahash" xmlns:w16se="http://schemas.microsoft.com/office/word/2015/wordml/symex" mc:Ignorable="w14 w15 w16se w16cid w16 w16cex w16sdtdh w16du">
+<w:styles xmlns:mc="http://schemas.openxmlformats.org/markup-compatibility/2006" xmlns:r="http://schemas.openxmlformats.org/officeDocument/2006/relationships" xmlns:w="http://schemas.openxmlformats.org/wordprocessingml/2006/main" xmlns:w14="http://schemas.microsoft.com/office/word/2010/wordml" xmlns:w15="http://schemas.microsoft.com/office/word/2012/wordml" xmlns:w16cex="http://schemas.microsoft.com/office/word/2018/wordml/cex" xmlns:w16cid="http://schemas.microsoft.com/office/word/2016/wordml/cid" xmlns:w16="http://schemas.microsoft.com/office/word/2018/wordml" xmlns:w16du="http://schemas.microsoft.com/office/word/2023/wordml/word16du" xmlns:w16sdtdh="http://schemas.microsoft.com/office/word/2020/wordml/sdtdatahash" xmlns:w16sdtfl="http://schemas.microsoft.com/office/word/2024/wordml/sdtformatlock" xmlns:w16se="http://schemas.microsoft.com/office/word/2015/wordml/symex" mc:Ignorable="w14 w15 w16se w16cid w16 w16cex w16sdtdh w16sdtfl w16du">
   <w:docDefaults>
     <w:rPrDefault>
       <w:rPr>

--- a/protocolos_minutas/AMA_Protocolo_CMD_Autenticação_Privados_.docx
+++ b/protocolos_minutas/AMA_Protocolo_CMD_Autenticação_Privados_.docx
@@ -22,8 +22,93 @@
         <w:rPr>
           <w:rFonts w:asciiTheme="minorHAnsi" w:hAnsiTheme="minorHAnsi"/>
           <w:b/>
-        </w:rPr>
-        <w:t>Agência para a Modernização Administrativa, IP</w:t>
+          <w:bCs/>
+        </w:rPr>
+        <w:t>A</w:t>
+      </w:r>
+      <w:r>
+        <w:rPr>
+          <w:rFonts w:asciiTheme="minorHAnsi" w:hAnsiTheme="minorHAnsi"/>
+          <w:b/>
+        </w:rPr>
+        <w:t xml:space="preserve">gência </w:t>
+      </w:r>
+      <w:r>
+        <w:rPr>
+          <w:rFonts w:asciiTheme="minorHAnsi" w:hAnsiTheme="minorHAnsi"/>
+          <w:b/>
+        </w:rPr>
+        <w:t>p</w:t>
+      </w:r>
+      <w:r>
+        <w:rPr>
+          <w:rFonts w:asciiTheme="minorHAnsi" w:hAnsiTheme="minorHAnsi"/>
+          <w:b/>
+        </w:rPr>
+        <w:t xml:space="preserve">ara a </w:t>
+      </w:r>
+      <w:r>
+        <w:rPr>
+          <w:rFonts w:asciiTheme="minorHAnsi" w:hAnsiTheme="minorHAnsi"/>
+          <w:b/>
+        </w:rPr>
+        <w:t>R</w:t>
+      </w:r>
+      <w:r>
+        <w:rPr>
+          <w:rFonts w:asciiTheme="minorHAnsi" w:hAnsiTheme="minorHAnsi"/>
+          <w:b/>
+        </w:rPr>
+        <w:t xml:space="preserve">eforma </w:t>
+      </w:r>
+      <w:r>
+        <w:rPr>
+          <w:rFonts w:asciiTheme="minorHAnsi" w:hAnsiTheme="minorHAnsi"/>
+          <w:b/>
+        </w:rPr>
+        <w:t>T</w:t>
+      </w:r>
+      <w:r>
+        <w:rPr>
+          <w:rFonts w:asciiTheme="minorHAnsi" w:hAnsiTheme="minorHAnsi"/>
+          <w:b/>
+        </w:rPr>
+        <w:t xml:space="preserve">ecnológica do </w:t>
+      </w:r>
+      <w:r>
+        <w:rPr>
+          <w:rFonts w:asciiTheme="minorHAnsi" w:hAnsiTheme="minorHAnsi"/>
+          <w:b/>
+        </w:rPr>
+        <w:t>E</w:t>
+      </w:r>
+      <w:r>
+        <w:rPr>
+          <w:rFonts w:asciiTheme="minorHAnsi" w:hAnsiTheme="minorHAnsi"/>
+          <w:b/>
+        </w:rPr>
+        <w:t xml:space="preserve">stado, </w:t>
+      </w:r>
+      <w:r>
+        <w:rPr>
+          <w:rFonts w:asciiTheme="minorHAnsi" w:hAnsiTheme="minorHAnsi"/>
+          <w:b/>
+        </w:rPr>
+        <w:t>I</w:t>
+      </w:r>
+      <w:r>
+        <w:rPr>
+          <w:rFonts w:asciiTheme="minorHAnsi" w:hAnsiTheme="minorHAnsi"/>
+          <w:b/>
+        </w:rPr>
+        <w:t>.</w:t>
+      </w:r>
+      <w:r>
+        <w:rPr>
+          <w:rFonts w:asciiTheme="minorHAnsi" w:hAnsiTheme="minorHAnsi"/>
+          <w:b/>
+        </w:rPr>
+        <w:t>P</w:t>
       </w:r>
       <w:r>
         <w:rPr>
@@ -36,7 +121,7 @@
           <w:rFonts w:asciiTheme="minorHAnsi" w:hAnsiTheme="minorHAnsi"/>
           <w:b/>
         </w:rPr>
-        <w:t>AMA</w:t>
+        <w:t>ARTE</w:t>
       </w:r>
       <w:r>
         <w:rPr>
@@ -345,7 +430,13 @@
         <w:rPr>
           <w:rFonts w:asciiTheme="minorHAnsi" w:hAnsiTheme="minorHAnsi"/>
         </w:rPr>
-        <w:t xml:space="preserve"> prevê um sistema alternativo e voluntário de autenticação segura em sítios na Internet, mediante acordo celebrado com a AMA</w:t>
+        <w:t xml:space="preserve"> prevê um sistema alternativo e voluntário de autenticação segura em sítios na Internet, mediante acordo celebrado com a </w:t>
+      </w:r>
+      <w:r>
+        <w:rPr>
+          <w:rFonts w:asciiTheme="minorHAnsi" w:hAnsiTheme="minorHAnsi"/>
+        </w:rPr>
+        <w:t>ARTE</w:t>
       </w:r>
       <w:r>
         <w:rPr>
@@ -409,7 +500,7 @@
         <w:rPr>
           <w:rFonts w:asciiTheme="minorHAnsi" w:hAnsiTheme="minorHAnsi"/>
         </w:rPr>
-        <w:t>AMA</w:t>
+        <w:t>ARTE</w:t>
       </w:r>
       <w:r>
         <w:rPr>
@@ -438,7 +529,13 @@
         <w:rPr>
           <w:rFonts w:asciiTheme="minorHAnsi" w:hAnsiTheme="minorHAnsi"/>
         </w:rPr>
-        <w:t xml:space="preserve">AMA </w:t>
+        <w:t>ARTE</w:t>
+      </w:r>
+      <w:r>
+        <w:rPr>
+          <w:rFonts w:asciiTheme="minorHAnsi" w:hAnsiTheme="minorHAnsi"/>
+        </w:rPr>
+        <w:t xml:space="preserve"> </w:t>
       </w:r>
       <w:r>
         <w:rPr>
@@ -502,7 +599,14 @@
           <w:rFonts w:asciiTheme="minorHAnsi" w:hAnsiTheme="minorHAnsi"/>
         </w:rPr>
         <w:tab/>
-        <w:t xml:space="preserve">O Segundo Outorgante pretende disponibilizar nos seus canais digitais a possibilidade de utilização da CMD, nomeadamente para autenticação eletrónica dos seus clientes no âmbito dos serviços por si prestados; </w:t>
+        <w:t xml:space="preserve">O Segundo Outorgante pretende disponibilizar nos seus canais digitais a possibilidade de utilização da </w:t>
+      </w:r>
+      <w:r>
+        <w:rPr>
+          <w:rFonts w:asciiTheme="minorHAnsi" w:hAnsiTheme="minorHAnsi"/>
+        </w:rPr>
+        <w:lastRenderedPageBreak/>
+        <w:t xml:space="preserve">CMD, nomeadamente para autenticação eletrónica dos seus clientes no âmbito dos serviços por si prestados; </w:t>
       </w:r>
     </w:p>
     <w:p>
@@ -519,7 +623,6 @@
         <w:rPr>
           <w:rFonts w:asciiTheme="minorHAnsi" w:hAnsiTheme="minorHAnsi"/>
         </w:rPr>
-        <w:lastRenderedPageBreak/>
         <w:t>f</w:t>
       </w:r>
       <w:r>
@@ -575,7 +678,19 @@
         <w:rPr>
           <w:rFonts w:asciiTheme="minorHAnsi" w:hAnsiTheme="minorHAnsi"/>
         </w:rPr>
-        <w:t xml:space="preserve">como modo de autenticação dos cidadãos nos respetivos sistemas e sítios da Internet, celebram para o efeito protocolo com a AMA, sendo aplicáveis as taxas que forem estabelecidas para a utilização da </w:t>
+        <w:t xml:space="preserve">como modo de autenticação dos cidadãos nos respetivos sistemas e sítios da Internet, celebram para o efeito protocolo com a </w:t>
+      </w:r>
+      <w:r>
+        <w:rPr>
+          <w:rFonts w:asciiTheme="minorHAnsi" w:hAnsiTheme="minorHAnsi"/>
+        </w:rPr>
+        <w:t>ARTE</w:t>
+      </w:r>
+      <w:r>
+        <w:rPr>
+          <w:rFonts w:asciiTheme="minorHAnsi" w:hAnsiTheme="minorHAnsi"/>
+        </w:rPr>
+        <w:t xml:space="preserve">, sendo aplicáveis as taxas que forem estabelecidas para a utilização da </w:t>
       </w:r>
       <w:r>
         <w:rPr>
@@ -611,7 +726,19 @@
         <w:rPr>
           <w:rFonts w:asciiTheme="minorHAnsi" w:hAnsiTheme="minorHAnsi"/>
         </w:rPr>
-        <w:t>) As prestações objeto do presente protocolo não estão nem são suscetíveis de estar submetidas à concorrência de mercado, designadamente em razão da sua natureza e das suas características, bem como da posição relativa das partes no contrato e do contexto da sua própria formação, uma vez que a AMA detêm a competência exclusiva no âmbito da gestão da infraestrutura tecnológica que suporta a Chave Móvel Digital, tratando-se de contratação excluída dos procedimentos de formação de contratos públicos, nos termos do artigo 5.º do Código dos Contratos Públicos.</w:t>
+        <w:t xml:space="preserve">) As prestações objeto do presente protocolo não estão nem são suscetíveis de estar submetidas à concorrência de mercado, designadamente em razão da sua natureza e das suas características, bem como da posição relativa das partes no contrato e do contexto da sua própria formação, uma vez que a </w:t>
+      </w:r>
+      <w:r>
+        <w:rPr>
+          <w:rFonts w:asciiTheme="minorHAnsi" w:hAnsiTheme="minorHAnsi"/>
+        </w:rPr>
+        <w:t>ARTE</w:t>
+      </w:r>
+      <w:r>
+        <w:rPr>
+          <w:rFonts w:asciiTheme="minorHAnsi" w:hAnsiTheme="minorHAnsi"/>
+        </w:rPr>
+        <w:t xml:space="preserve"> detêm a competência exclusiva no âmbito da gestão da infraestrutura tecnológica que suporta a Chave Móvel Digital, tratando-se de contratação excluída dos procedimentos de formação de contratos públicos, nos termos do artigo 5.º do Código dos Contratos Públicos.</w:t>
       </w:r>
     </w:p>
     <w:p>
@@ -844,7 +971,19 @@
         <w:rPr>
           <w:rFonts w:asciiTheme="minorHAnsi" w:hAnsiTheme="minorHAnsi"/>
         </w:rPr>
-        <w:t>No âmbito do presente Protocolo a AMA obriga-se a:</w:t>
+        <w:t xml:space="preserve">No âmbito do presente Protocolo a </w:t>
+      </w:r>
+      <w:r>
+        <w:rPr>
+          <w:rFonts w:asciiTheme="minorHAnsi" w:hAnsiTheme="minorHAnsi"/>
+        </w:rPr>
+        <w:t>ARTE</w:t>
+      </w:r>
+      <w:r>
+        <w:rPr>
+          <w:rFonts w:asciiTheme="minorHAnsi" w:hAnsiTheme="minorHAnsi"/>
+        </w:rPr>
+        <w:t xml:space="preserve"> obriga-se a:</w:t>
       </w:r>
     </w:p>
     <w:p>
@@ -875,7 +1014,14 @@
         <w:rPr>
           <w:rFonts w:asciiTheme="minorHAnsi" w:hAnsiTheme="minorHAnsi"/>
         </w:rPr>
-        <w:t>nos sítios da Internet</w:t>
+        <w:t xml:space="preserve">nos sítios </w:t>
+      </w:r>
+      <w:r>
+        <w:rPr>
+          <w:rFonts w:asciiTheme="minorHAnsi" w:hAnsiTheme="minorHAnsi"/>
+        </w:rPr>
+        <w:lastRenderedPageBreak/>
+        <w:t>da Internet</w:t>
       </w:r>
       <w:r>
         <w:rPr>
@@ -912,7 +1058,6 @@
         <w:rPr>
           <w:rFonts w:asciiTheme="minorHAnsi" w:hAnsiTheme="minorHAnsi"/>
         </w:rPr>
-        <w:lastRenderedPageBreak/>
         <w:t xml:space="preserve">Garantir a administração, operação, </w:t>
       </w:r>
       <w:proofErr w:type="spellStart"/>
@@ -1041,7 +1186,13 @@
         </w:rPr>
       </w:pPr>
       <w:r>
-        <w:t xml:space="preserve">Solicitar à AMA, com uma antecedência de 5 dias, a utilização da autenticação através da Chave Móvel Digital indicando </w:t>
+        <w:t xml:space="preserve">Solicitar à </w:t>
+      </w:r>
+      <w:r>
+        <w:t>ARTE</w:t>
+      </w:r>
+      <w:r>
+        <w:t xml:space="preserve">, com uma antecedência de 5 dias, a utilização da autenticação através da Chave Móvel Digital indicando </w:t>
       </w:r>
       <w:r>
         <w:t xml:space="preserve">os sítios da Internet </w:t>
@@ -1072,7 +1223,19 @@
         <w:rPr>
           <w:rFonts w:asciiTheme="minorHAnsi" w:hAnsiTheme="minorHAnsi"/>
         </w:rPr>
-        <w:t>Utilizar o serviço de acordo com os requisitos tecnológicos indicados pela AMA e somente para as finalidades previstas na Cláusula Primeira deste Protocolo;</w:t>
+        <w:t xml:space="preserve">Utilizar o serviço de acordo com os requisitos tecnológicos indicados pela </w:t>
+      </w:r>
+      <w:r>
+        <w:rPr>
+          <w:rFonts w:asciiTheme="minorHAnsi" w:hAnsiTheme="minorHAnsi"/>
+        </w:rPr>
+        <w:t>ARTE</w:t>
+      </w:r>
+      <w:r>
+        <w:rPr>
+          <w:rFonts w:asciiTheme="minorHAnsi" w:hAnsiTheme="minorHAnsi"/>
+        </w:rPr>
+        <w:t xml:space="preserve"> e somente para as finalidades previstas na Cláusula Primeira deste Protocolo;</w:t>
       </w:r>
     </w:p>
     <w:p>
@@ -1109,7 +1272,19 @@
         <w:rPr>
           <w:rFonts w:asciiTheme="minorHAnsi" w:hAnsiTheme="minorHAnsi"/>
         </w:rPr>
-        <w:t>que venha a indicar à AMA;</w:t>
+        <w:t xml:space="preserve">que venha a indicar à </w:t>
+      </w:r>
+      <w:r>
+        <w:rPr>
+          <w:rFonts w:asciiTheme="minorHAnsi" w:hAnsiTheme="minorHAnsi"/>
+        </w:rPr>
+        <w:t>ARTE</w:t>
+      </w:r>
+      <w:r>
+        <w:rPr>
+          <w:rFonts w:asciiTheme="minorHAnsi" w:hAnsiTheme="minorHAnsi"/>
+        </w:rPr>
+        <w:t>;</w:t>
       </w:r>
     </w:p>
     <w:p>
@@ -1134,7 +1309,19 @@
         <w:rPr>
           <w:rFonts w:asciiTheme="minorHAnsi" w:hAnsiTheme="minorHAnsi"/>
         </w:rPr>
-        <w:t>Disponibilizar no respetivo portal o interface gráfico de acesso ao serviço Autenticação.Gov de acordo com orientações definidas pela AMA;</w:t>
+        <w:t xml:space="preserve">Disponibilizar no respetivo portal o interface gráfico de acesso ao serviço Autenticação.Gov de acordo com orientações definidas pela </w:t>
+      </w:r>
+      <w:r>
+        <w:rPr>
+          <w:rFonts w:asciiTheme="minorHAnsi" w:hAnsiTheme="minorHAnsi"/>
+        </w:rPr>
+        <w:t>ARTE</w:t>
+      </w:r>
+      <w:r>
+        <w:rPr>
+          <w:rFonts w:asciiTheme="minorHAnsi" w:hAnsiTheme="minorHAnsi"/>
+        </w:rPr>
+        <w:t>;</w:t>
       </w:r>
     </w:p>
     <w:p>
@@ -1246,7 +1433,19 @@
         <w:rPr>
           <w:rFonts w:asciiTheme="minorHAnsi" w:hAnsiTheme="minorHAnsi"/>
         </w:rPr>
-        <w:t>O recurso a criptografia no estabelecimento de comunicação via Internet com a AMA;</w:t>
+        <w:t xml:space="preserve">O recurso a criptografia no estabelecimento de comunicação via Internet com a </w:t>
+      </w:r>
+      <w:r>
+        <w:rPr>
+          <w:rFonts w:asciiTheme="minorHAnsi" w:hAnsiTheme="minorHAnsi"/>
+        </w:rPr>
+        <w:t>ARTE</w:t>
+      </w:r>
+      <w:r>
+        <w:rPr>
+          <w:rFonts w:asciiTheme="minorHAnsi" w:hAnsiTheme="minorHAnsi"/>
+        </w:rPr>
+        <w:t>;</w:t>
       </w:r>
     </w:p>
     <w:p>
@@ -1268,7 +1467,13 @@
         </w:rPr>
       </w:pPr>
       <w:r>
-        <w:t xml:space="preserve">Informar a AMA com uma antecedência de 30 dias quando pretenda deixar de utilizar a autenticação através de Chave Móvel Digital em algum dos </w:t>
+        <w:t xml:space="preserve">Informar a </w:t>
+      </w:r>
+      <w:r>
+        <w:t>ARTE</w:t>
+      </w:r>
+      <w:r>
+        <w:t xml:space="preserve"> com uma antecedência de 30 dias quando pretenda deixar de utilizar a autenticação através de Chave Móvel Digital em algum dos </w:t>
       </w:r>
       <w:r>
         <w:t>sítios da Internet</w:t>
@@ -1342,7 +1547,14 @@
         <w:rPr>
           <w:rFonts w:asciiTheme="minorHAnsi" w:hAnsiTheme="minorHAnsi"/>
         </w:rPr>
-        <w:t xml:space="preserve"> dos montantes previstos no Anexo I de acordo com o respetivo volume de autenticações.</w:t>
+        <w:t xml:space="preserve"> dos montantes previstos no Anexo I de acordo com o respetivo volume </w:t>
+      </w:r>
+      <w:r>
+        <w:rPr>
+          <w:rFonts w:asciiTheme="minorHAnsi" w:hAnsiTheme="minorHAnsi"/>
+        </w:rPr>
+        <w:lastRenderedPageBreak/>
+        <w:t>de autenticações.</w:t>
       </w:r>
     </w:p>
     <w:p>
@@ -1371,7 +1583,6 @@
           <w:rFonts w:asciiTheme="minorHAnsi" w:hAnsiTheme="minorHAnsi"/>
           <w:b/>
         </w:rPr>
-        <w:lastRenderedPageBreak/>
         <w:t>Cláusula 4.ª</w:t>
       </w:r>
     </w:p>
@@ -1636,7 +1847,18 @@
           <w:rFonts w:asciiTheme="minorHAnsi" w:hAnsiTheme="minorHAnsi" w:cstheme="minorBidi"/>
         </w:rPr>
         <w:tab/>
-        <w:t xml:space="preserve">AMA: </w:t>
+      </w:r>
+      <w:r>
+        <w:rPr>
+          <w:rFonts w:asciiTheme="minorHAnsi" w:hAnsiTheme="minorHAnsi" w:cstheme="minorBidi"/>
+        </w:rPr>
+        <w:t>ARTE</w:t>
+      </w:r>
+      <w:r>
+        <w:rPr>
+          <w:rFonts w:asciiTheme="minorHAnsi" w:hAnsiTheme="minorHAnsi" w:cstheme="minorBidi"/>
+        </w:rPr>
+        <w:t xml:space="preserve">: </w:t>
       </w:r>
       <w:r>
         <w:rPr>
@@ -1655,7 +1877,19 @@
           <w:rPr>
             <w:rStyle w:val="Hyperlink"/>
           </w:rPr>
-          <w:t>protocolos@ama.gov.pt</w:t>
+          <w:t>protocolos@</w:t>
+        </w:r>
+        <w:r>
+          <w:rPr>
+            <w:rStyle w:val="Hyperlink"/>
+          </w:rPr>
+          <w:t>ARTE</w:t>
+        </w:r>
+        <w:r>
+          <w:rPr>
+            <w:rStyle w:val="Hyperlink"/>
+          </w:rPr>
+          <w:t>.gov.pt</w:t>
         </w:r>
       </w:hyperlink>
       <w:r>
@@ -1800,7 +2034,14 @@
         <w:rPr>
           <w:rFonts w:asciiTheme="minorHAnsi" w:hAnsiTheme="minorHAnsi" w:cstheme="minorBidi"/>
         </w:rPr>
-        <w:t>Os Outorgantes devem observar, sendo da sua inteira responsabilidade, o cumprimento das disposições legais vigentes em matéria de proteção de dados pessoais constantes do Regulamento (UE) 2016/679, do Parlamento Europeu e do Conselho, de 27 de abril de 2016, relativo à proteção das pessoas singulares no que diz respeito ao tratamento de dados pessoais e à livre circulação desses dados, e da Lei n.º 58/2019, de 8 de agosto, ou qualquer legislação de proteção de dados que venha a ser aplicável, designadamente:</w:t>
+        <w:t xml:space="preserve">Os Outorgantes devem observar, sendo da sua inteira responsabilidade, o cumprimento das disposições legais vigentes em matéria de proteção de dados pessoais constantes do Regulamento (UE) 2016/679, do Parlamento Europeu e do Conselho, de 27 de abril de 2016, relativo à proteção das pessoas singulares no que diz respeito ao tratamento de dados pessoais e à livre circulação desses dados, e da Lei n.º 58/2019, de 8 de agosto, ou qualquer legislação de proteção de dados que venha a ser aplicável, </w:t>
+      </w:r>
+      <w:r>
+        <w:rPr>
+          <w:rFonts w:asciiTheme="minorHAnsi" w:hAnsiTheme="minorHAnsi" w:cstheme="minorBidi"/>
+        </w:rPr>
+        <w:lastRenderedPageBreak/>
+        <w:t>designadamente:</w:t>
       </w:r>
     </w:p>
     <w:p>
@@ -1820,7 +2061,6 @@
         <w:rPr>
           <w:rFonts w:asciiTheme="minorHAnsi" w:hAnsiTheme="minorHAnsi" w:cstheme="minorBidi"/>
         </w:rPr>
-        <w:lastRenderedPageBreak/>
         <w:t>Respeitar a finalidade para que foi autorizada a consulta, que deverá limitar-se ao estritamente necessário, não utilizando a informação para outros fins;</w:t>
       </w:r>
     </w:p>
@@ -1903,7 +2143,19 @@
         <w:rPr>
           <w:rFonts w:asciiTheme="minorHAnsi" w:hAnsiTheme="minorHAnsi" w:cstheme="minorBidi"/>
         </w:rPr>
-        <w:t xml:space="preserve">Pela AMA, </w:t>
+        <w:t xml:space="preserve">Pela </w:t>
+      </w:r>
+      <w:r>
+        <w:rPr>
+          <w:rFonts w:asciiTheme="minorHAnsi" w:hAnsiTheme="minorHAnsi" w:cstheme="minorBidi"/>
+        </w:rPr>
+        <w:t>ARTE</w:t>
+      </w:r>
+      <w:r>
+        <w:rPr>
+          <w:rFonts w:asciiTheme="minorHAnsi" w:hAnsiTheme="minorHAnsi" w:cstheme="minorBidi"/>
+        </w:rPr>
+        <w:t xml:space="preserve">, </w:t>
       </w:r>
       <w:hyperlink r:id="rId10" w:history="1">
         <w:r>
@@ -1911,7 +2163,21 @@
             <w:rStyle w:val="Hyperlink"/>
             <w:rFonts w:asciiTheme="minorHAnsi" w:hAnsiTheme="minorHAnsi" w:cstheme="minorBidi"/>
           </w:rPr>
-          <w:t>dpo@ama.pt</w:t>
+          <w:t>dpo@</w:t>
+        </w:r>
+        <w:r>
+          <w:rPr>
+            <w:rStyle w:val="Hyperlink"/>
+            <w:rFonts w:asciiTheme="minorHAnsi" w:hAnsiTheme="minorHAnsi" w:cstheme="minorBidi"/>
+          </w:rPr>
+          <w:t>ARTE</w:t>
+        </w:r>
+        <w:r>
+          <w:rPr>
+            <w:rStyle w:val="Hyperlink"/>
+            <w:rFonts w:asciiTheme="minorHAnsi" w:hAnsiTheme="minorHAnsi" w:cstheme="minorBidi"/>
+          </w:rPr>
+          <w:t>.pt</w:t>
         </w:r>
       </w:hyperlink>
       <w:r>
@@ -1994,7 +2260,19 @@
         <w:rPr>
           <w:rFonts w:asciiTheme="minorHAnsi" w:hAnsiTheme="minorHAnsi" w:cstheme="minorBidi"/>
         </w:rPr>
-        <w:t>Os Outorgantes obrigam-se a garantir o sigilo quanto à informação e elementos de que o seu pessoal ou subcontratados venham a ter conhecimento em virtude do presente Protocolo, devendo ser tratada como estritamente confidencial toda a informação escrita, verbal ou constante de suporte informático que contenha dados de natureza organizativa, técnica, comercial ou financeira, listas de clientes, de fornecedores, de equipamentos ou de produtos ou qualquer outra informação relativa aos serviços e à atividade da AMA e do Segundo Outorgante, prevalecendo sempre e em qualquer caso o dever de salvaguardar a confidencialidade dos factos e elementos sujeitos ao dever de segredo.</w:t>
+        <w:t xml:space="preserve">Os Outorgantes obrigam-se a garantir o sigilo quanto à informação e elementos de que o seu pessoal ou subcontratados venham a ter conhecimento em virtude do presente Protocolo, devendo ser tratada como estritamente confidencial toda a informação escrita, verbal ou constante de suporte informático que contenha dados de natureza organizativa, técnica, comercial ou financeira, listas de clientes, de fornecedores, de equipamentos ou de produtos ou qualquer outra informação relativa aos serviços e à atividade da </w:t>
+      </w:r>
+      <w:r>
+        <w:rPr>
+          <w:rFonts w:asciiTheme="minorHAnsi" w:hAnsiTheme="minorHAnsi" w:cstheme="minorBidi"/>
+        </w:rPr>
+        <w:t>ARTE</w:t>
+      </w:r>
+      <w:r>
+        <w:rPr>
+          <w:rFonts w:asciiTheme="minorHAnsi" w:hAnsiTheme="minorHAnsi" w:cstheme="minorBidi"/>
+        </w:rPr>
+        <w:t xml:space="preserve"> e do Segundo Outorgante, prevalecendo sempre e em qualquer caso o dever de salvaguardar a confidencialidade dos factos e elementos sujeitos ao dever de segredo.</w:t>
       </w:r>
     </w:p>
     <w:p>
@@ -2087,27 +2365,6 @@
           <w:b/>
         </w:rPr>
       </w:pPr>
-      <w:r>
-        <w:rPr>
-          <w:rFonts w:asciiTheme="minorHAnsi" w:hAnsiTheme="minorHAnsi"/>
-          <w:b/>
-        </w:rPr>
-        <w:t xml:space="preserve">Cláusula </w:t>
-      </w:r>
-      <w:r>
-        <w:rPr>
-          <w:rFonts w:asciiTheme="minorHAnsi" w:hAnsiTheme="minorHAnsi"/>
-          <w:b/>
-        </w:rPr>
-        <w:t>8</w:t>
-      </w:r>
-      <w:r>
-        <w:rPr>
-          <w:rFonts w:asciiTheme="minorHAnsi" w:hAnsiTheme="minorHAnsi"/>
-          <w:b/>
-        </w:rPr>
-        <w:t>.ª</w:t>
-      </w:r>
     </w:p>
     <w:p>
       <w:pPr>
@@ -2124,7 +2381,38 @@
           <w:rFonts w:asciiTheme="minorHAnsi" w:hAnsiTheme="minorHAnsi"/>
           <w:b/>
         </w:rPr>
-        <w:lastRenderedPageBreak/>
+        <w:t xml:space="preserve">Cláusula </w:t>
+      </w:r>
+      <w:r>
+        <w:rPr>
+          <w:rFonts w:asciiTheme="minorHAnsi" w:hAnsiTheme="minorHAnsi"/>
+          <w:b/>
+        </w:rPr>
+        <w:t>8</w:t>
+      </w:r>
+      <w:r>
+        <w:rPr>
+          <w:rFonts w:asciiTheme="minorHAnsi" w:hAnsiTheme="minorHAnsi"/>
+          <w:b/>
+        </w:rPr>
+        <w:t>.ª</w:t>
+      </w:r>
+    </w:p>
+    <w:p>
+      <w:pPr>
+        <w:widowControl w:val="0"/>
+        <w:spacing w:line="360" w:lineRule="auto"/>
+        <w:jc w:val="center"/>
+        <w:rPr>
+          <w:rFonts w:asciiTheme="minorHAnsi" w:hAnsiTheme="minorHAnsi"/>
+          <w:b/>
+        </w:rPr>
+      </w:pPr>
+      <w:r>
+        <w:rPr>
+          <w:rFonts w:asciiTheme="minorHAnsi" w:hAnsiTheme="minorHAnsi"/>
+          <w:b/>
+        </w:rPr>
         <w:t>Prazo</w:t>
       </w:r>
     </w:p>
@@ -2368,7 +2656,13 @@
               <w:rPr>
                 <w:rFonts w:asciiTheme="minorHAnsi" w:hAnsiTheme="minorHAnsi"/>
               </w:rPr>
-              <w:t>Pela AMA</w:t>
+              <w:t xml:space="preserve">Pela </w:t>
+            </w:r>
+            <w:r>
+              <w:rPr>
+                <w:rFonts w:asciiTheme="minorHAnsi" w:hAnsiTheme="minorHAnsi"/>
+              </w:rPr>
+              <w:t>ARTE</w:t>
             </w:r>
           </w:p>
         </w:tc>
@@ -3604,14 +3898,20 @@
     <w:r>
       <w:rPr>
         <w:rFonts w:asciiTheme="minorHAnsi" w:hAnsiTheme="minorHAnsi" w:cstheme="minorHAnsi"/>
-        <w:noProof/>
-        <w:lang w:val="en-GB" w:eastAsia="en-GB"/>
+        <w:lang w:eastAsia="pt-PT"/>
+      </w:rPr>
+      <w:t xml:space="preserve"> </w:t>
+    </w:r>
+    <w:r>
+      <w:rPr>
+        <w:rFonts w:asciiTheme="minorHAnsi" w:hAnsiTheme="minorHAnsi" w:cstheme="minorHAnsi"/>
+        <w:lang w:eastAsia="pt-PT"/>
       </w:rPr>
       <w:drawing>
-        <wp:inline distT="0" distB="0" distL="0" distR="0" wp14:anchorId="1681C7A9" wp14:editId="12514BB9">
-          <wp:extent cx="2228850" cy="419100"/>
+        <wp:inline distT="0" distB="0" distL="0" distR="0" wp14:anchorId="480BEB7F" wp14:editId="54D7EDED">
+          <wp:extent cx="1126772" cy="704850"/>
           <wp:effectExtent l="0" t="0" r="0" b="0"/>
-          <wp:docPr id="1083400343" name="Imagem 1083400343" descr="A black background with a black square&#10;&#10;AI-generated content may be incorrect."/>
+          <wp:docPr id="1667076744" name="Picture 1" descr="A black and white logo&#10;&#10;AI-generated content may be incorrect."/>
           <wp:cNvGraphicFramePr>
             <a:graphicFrameLocks xmlns:a="http://schemas.openxmlformats.org/drawingml/2006/main" noChangeAspect="1"/>
           </wp:cNvGraphicFramePr>
@@ -3619,39 +3919,23 @@
             <a:graphicData uri="http://schemas.openxmlformats.org/drawingml/2006/picture">
               <pic:pic xmlns:pic="http://schemas.openxmlformats.org/drawingml/2006/picture">
                 <pic:nvPicPr>
-                  <pic:cNvPr id="1083400343" name="Imagem 1083400343" descr="A black background with a black square&#10;&#10;AI-generated content may be incorrect."/>
-                  <pic:cNvPicPr>
-                    <a:picLocks noChangeAspect="1" noChangeArrowheads="1"/>
-                  </pic:cNvPicPr>
+                  <pic:cNvPr id="1667076744" name="Picture 1" descr="A black and white logo&#10;&#10;AI-generated content may be incorrect."/>
+                  <pic:cNvPicPr/>
                 </pic:nvPicPr>
-                <pic:blipFill rotWithShape="1">
-                  <a:blip r:embed="rId1">
-                    <a:extLst>
-                      <a:ext uri="{28A0092B-C50C-407E-A947-70E740481C1C}">
-                        <a14:useLocalDpi xmlns:a14="http://schemas.microsoft.com/office/drawing/2010/main" val="0"/>
-                      </a:ext>
-                    </a:extLst>
-                  </a:blip>
-                  <a:srcRect t="4959" r="63330" b="40496"/>
-                  <a:stretch/>
+                <pic:blipFill>
+                  <a:blip r:embed="rId1"/>
+                  <a:stretch>
+                    <a:fillRect/>
+                  </a:stretch>
                 </pic:blipFill>
-                <pic:spPr bwMode="auto">
+                <pic:spPr>
                   <a:xfrm>
                     <a:off x="0" y="0"/>
-                    <a:ext cx="2228850" cy="419100"/>
+                    <a:ext cx="1196623" cy="748545"/>
                   </a:xfrm>
                   <a:prstGeom prst="rect">
                     <a:avLst/>
                   </a:prstGeom>
-                  <a:noFill/>
-                  <a:ln>
-                    <a:noFill/>
-                  </a:ln>
-                  <a:extLst>
-                    <a:ext uri="{53640926-AAD7-44D8-BBD7-CCE9431645EC}">
-                      <a14:shadowObscured xmlns:a14="http://schemas.microsoft.com/office/drawing/2010/main"/>
-                    </a:ext>
-                  </a:extLst>
                 </pic:spPr>
               </pic:pic>
             </a:graphicData>
@@ -3664,40 +3948,21 @@
         <w:rFonts w:asciiTheme="minorHAnsi" w:hAnsiTheme="minorHAnsi" w:cstheme="minorHAnsi"/>
         <w:lang w:eastAsia="pt-PT"/>
       </w:rPr>
-      <w:t xml:space="preserve">  </w:t>
+      <w:t xml:space="preserve">                                                                                       </w:t>
     </w:r>
     <w:r>
       <w:rPr>
         <w:rFonts w:asciiTheme="minorHAnsi" w:hAnsiTheme="minorHAnsi" w:cstheme="minorHAnsi"/>
         <w:lang w:eastAsia="pt-PT"/>
       </w:rPr>
-      <w:tab/>
+      <w:t>[</w:t>
     </w:r>
     <w:r>
       <w:rPr>
         <w:rFonts w:asciiTheme="minorHAnsi" w:hAnsiTheme="minorHAnsi" w:cstheme="minorHAnsi"/>
-        <w:lang w:eastAsia="pt-PT"/>
-      </w:rPr>
-      <w:tab/>
-      <w:t xml:space="preserve">      [</w:t>
-    </w:r>
-    <w:r>
-      <w:rPr>
-        <w:rFonts w:asciiTheme="minorHAnsi" w:hAnsiTheme="minorHAnsi" w:cstheme="minorHAnsi"/>
       </w:rPr>
       <w:t>Espaço para logotipo do parceiro]</w:t>
     </w:r>
-  </w:p>
-  <w:p>
-    <w:pPr>
-      <w:pStyle w:val="Header"/>
-      <w:ind w:left="-284"/>
-    </w:pPr>
-  </w:p>
-  <w:p>
-    <w:pPr>
-      <w:pStyle w:val="Header"/>
-    </w:pPr>
   </w:p>
   <w:p>
     <w:pPr>
@@ -3723,7 +3988,10 @@
         <w:lang w:eastAsia="pt-PT"/>
       </w:rPr>
     </w:pPr>
-    <w:r>
+  </w:p>
+  <w:p>
+    <w:pPr>
+      <w:ind w:left="-284"/>
       <w:rPr>
         <w:rFonts w:asciiTheme="minorHAnsi" w:hAnsiTheme="minorHAnsi" w:cs="Arial"/>
         <w:b/>
@@ -3732,8 +4000,7 @@
         <w:color w:val="595959" w:themeColor="text1" w:themeTint="A6"/>
         <w:lang w:eastAsia="pt-PT"/>
       </w:rPr>
-      <w:t xml:space="preserve">Protocolo | n.º </w:t>
-    </w:r>
+    </w:pPr>
     <w:r>
       <w:rPr>
         <w:rFonts w:asciiTheme="minorHAnsi" w:hAnsiTheme="minorHAnsi" w:cs="Arial"/>
@@ -3743,7 +4010,7 @@
         <w:color w:val="595959" w:themeColor="text1" w:themeTint="A6"/>
         <w:lang w:eastAsia="pt-PT"/>
       </w:rPr>
-      <w:fldChar w:fldCharType="begin"/>
+      <w:t xml:space="preserve">Protocolo | n.º </w:t>
     </w:r>
     <w:r>
       <w:rPr>
@@ -3754,7 +4021,7 @@
         <w:color w:val="595959" w:themeColor="text1" w:themeTint="A6"/>
         <w:lang w:eastAsia="pt-PT"/>
       </w:rPr>
-      <w:instrText xml:space="preserve"> DOCPROPERTY "FSC#CONFIGLOCALAMA@2305.100:DOC_NumeroProc" \* MERGEFORMAT </w:instrText>
+      <w:fldChar w:fldCharType="begin"/>
     </w:r>
     <w:r>
       <w:rPr>
@@ -3765,7 +4032,7 @@
         <w:color w:val="595959" w:themeColor="text1" w:themeTint="A6"/>
         <w:lang w:eastAsia="pt-PT"/>
       </w:rPr>
-      <w:fldChar w:fldCharType="end"/>
+      <w:instrText xml:space="preserve"> DOCPROPERTY "FSC#CONFIGLOCALAMA@2305.100:DOC_NumeroProc" \* MERGEFORMAT </w:instrText>
     </w:r>
     <w:r>
       <w:rPr>
@@ -3776,7 +4043,7 @@
         <w:color w:val="595959" w:themeColor="text1" w:themeTint="A6"/>
         <w:lang w:eastAsia="pt-PT"/>
       </w:rPr>
-      <w:t>/</w:t>
+      <w:fldChar w:fldCharType="end"/>
     </w:r>
     <w:r>
       <w:rPr>
@@ -3787,7 +4054,7 @@
         <w:color w:val="595959" w:themeColor="text1" w:themeTint="A6"/>
         <w:lang w:eastAsia="pt-PT"/>
       </w:rPr>
-      <w:fldChar w:fldCharType="begin"/>
+      <w:t>/</w:t>
     </w:r>
     <w:r>
       <w:rPr>
@@ -3798,7 +4065,7 @@
         <w:color w:val="595959" w:themeColor="text1" w:themeTint="A6"/>
         <w:lang w:eastAsia="pt-PT"/>
       </w:rPr>
-      <w:instrText xml:space="preserve"> DOCPROPERTY "FSC#CONFIGLOCALAMA@2305.100:DOC_AnoProcesso" \* MERGEFORMAT </w:instrText>
+      <w:fldChar w:fldCharType="begin"/>
     </w:r>
     <w:r>
       <w:rPr>
@@ -3809,7 +4076,7 @@
         <w:color w:val="595959" w:themeColor="text1" w:themeTint="A6"/>
         <w:lang w:eastAsia="pt-PT"/>
       </w:rPr>
-      <w:fldChar w:fldCharType="end"/>
+      <w:instrText xml:space="preserve"> DOCPROPERTY "FSC#CONFIGLOCALAMA@2305.100:DOC_AnoProcesso" \* MERGEFORMAT </w:instrText>
     </w:r>
     <w:r>
       <w:rPr>
@@ -3820,7 +4087,40 @@
         <w:color w:val="595959" w:themeColor="text1" w:themeTint="A6"/>
         <w:lang w:eastAsia="pt-PT"/>
       </w:rPr>
-      <w:t xml:space="preserve">-AMA </w:t>
+      <w:fldChar w:fldCharType="end"/>
+    </w:r>
+    <w:r>
+      <w:rPr>
+        <w:rFonts w:asciiTheme="minorHAnsi" w:hAnsiTheme="minorHAnsi" w:cs="Arial"/>
+        <w:b/>
+        <w:bCs/>
+        <w:caps/>
+        <w:color w:val="595959" w:themeColor="text1" w:themeTint="A6"/>
+        <w:lang w:eastAsia="pt-PT"/>
+      </w:rPr>
+      <w:t>-</w:t>
+    </w:r>
+    <w:r>
+      <w:rPr>
+        <w:rFonts w:asciiTheme="minorHAnsi" w:hAnsiTheme="minorHAnsi" w:cs="Arial"/>
+        <w:b/>
+        <w:bCs/>
+        <w:caps/>
+        <w:color w:val="595959" w:themeColor="text1" w:themeTint="A6"/>
+        <w:lang w:eastAsia="pt-PT"/>
+      </w:rPr>
+      <w:t>ARTE</w:t>
+    </w:r>
+    <w:r>
+      <w:rPr>
+        <w:rFonts w:asciiTheme="minorHAnsi" w:hAnsiTheme="minorHAnsi" w:cs="Arial"/>
+        <w:b/>
+        <w:bCs/>
+        <w:caps/>
+        <w:color w:val="595959" w:themeColor="text1" w:themeTint="A6"/>
+        <w:lang w:eastAsia="pt-PT"/>
+      </w:rPr>
+      <w:t xml:space="preserve"> </w:t>
     </w:r>
   </w:p>
   <w:p>
@@ -3934,7 +4234,7 @@
         <w:color w:val="595959" w:themeColor="text1" w:themeTint="A6"/>
         <w:lang w:eastAsia="pt-PT"/>
       </w:rPr>
-      <w:t xml:space="preserve">Protocolo entre a Agência para a Modernização Administrativa, I.p. e </w:t>
+      <w:t xml:space="preserve">Protocolo entre a Agência para a </w:t>
     </w:r>
     <w:r>
       <w:rPr>
@@ -3945,7 +4245,7 @@
         <w:color w:val="595959" w:themeColor="text1" w:themeTint="A6"/>
         <w:lang w:eastAsia="pt-PT"/>
       </w:rPr>
-      <w:t>________</w:t>
+      <w:t>reforma tecnológica do estado</w:t>
     </w:r>
     <w:r>
       <w:rPr>
@@ -3956,7 +4256,7 @@
         <w:color w:val="595959" w:themeColor="text1" w:themeTint="A6"/>
         <w:lang w:eastAsia="pt-PT"/>
       </w:rPr>
-      <w:t>,</w:t>
+      <w:t xml:space="preserve">, I.p. e </w:t>
     </w:r>
     <w:r>
       <w:rPr>
@@ -3967,7 +4267,7 @@
         <w:color w:val="595959" w:themeColor="text1" w:themeTint="A6"/>
         <w:lang w:eastAsia="pt-PT"/>
       </w:rPr>
-      <w:t xml:space="preserve"> </w:t>
+      <w:t>________</w:t>
     </w:r>
     <w:r>
       <w:rPr>
@@ -3978,12 +4278,47 @@
         <w:color w:val="595959" w:themeColor="text1" w:themeTint="A6"/>
         <w:lang w:eastAsia="pt-PT"/>
       </w:rPr>
+      <w:t>,</w:t>
+    </w:r>
+    <w:r>
+      <w:rPr>
+        <w:rFonts w:asciiTheme="minorHAnsi" w:hAnsiTheme="minorHAnsi" w:cs="Arial"/>
+        <w:b/>
+        <w:bCs/>
+        <w:caps/>
+        <w:color w:val="595959" w:themeColor="text1" w:themeTint="A6"/>
+        <w:lang w:eastAsia="pt-PT"/>
+      </w:rPr>
+      <w:t xml:space="preserve"> </w:t>
+    </w:r>
+    <w:r>
+      <w:rPr>
+        <w:rFonts w:asciiTheme="minorHAnsi" w:hAnsiTheme="minorHAnsi" w:cs="Arial"/>
+        <w:b/>
+        <w:bCs/>
+        <w:caps/>
+        <w:color w:val="595959" w:themeColor="text1" w:themeTint="A6"/>
+        <w:lang w:eastAsia="pt-PT"/>
+      </w:rPr>
       <w:t xml:space="preserve">para disponibilização de autenticação através de chave móvel digital </w:t>
     </w:r>
   </w:p>
   <w:p>
     <w:pPr>
-      <w:ind w:left="-284"/>
+      <w:jc w:val="both"/>
+      <w:rPr>
+        <w:rFonts w:asciiTheme="minorHAnsi" w:hAnsiTheme="minorHAnsi" w:cs="Arial"/>
+        <w:b/>
+        <w:bCs/>
+        <w:caps/>
+        <w:color w:val="595959" w:themeColor="text1" w:themeTint="A6"/>
+        <w:lang w:eastAsia="pt-PT"/>
+      </w:rPr>
+    </w:pPr>
+  </w:p>
+  <w:p>
+    <w:pPr>
+      <w:jc w:val="both"/>
       <w:rPr>
         <w:rFonts w:ascii="Arial" w:hAnsi="Arial" w:cs="Arial"/>
         <w:caps/>
@@ -3991,15 +4326,6 @@
         <w:lang w:eastAsia="pt-PT"/>
       </w:rPr>
     </w:pPr>
-    <w:r>
-      <w:rPr>
-        <w:rFonts w:ascii="Arial" w:hAnsi="Arial" w:cs="Arial"/>
-        <w:caps/>
-        <w:color w:val="595959" w:themeColor="text1" w:themeTint="A6"/>
-        <w:lang w:eastAsia="pt-PT"/>
-      </w:rPr>
-      <w:br/>
-    </w:r>
   </w:p>
 </w:hdr>
 </file>
@@ -4082,7 +4408,25 @@
         <w:color w:val="595959" w:themeColor="text1" w:themeTint="A6"/>
         <w:lang w:eastAsia="pt-PT"/>
       </w:rPr>
-      <w:t xml:space="preserve">n.º __/20-AMA </w:t>
+      <w:t>n.º __/20-</w:t>
+    </w:r>
+    <w:r>
+      <w:rPr>
+        <w:rFonts w:asciiTheme="minorHAnsi" w:hAnsiTheme="minorHAnsi" w:cs="Arial"/>
+        <w:caps/>
+        <w:color w:val="595959" w:themeColor="text1" w:themeTint="A6"/>
+        <w:lang w:eastAsia="pt-PT"/>
+      </w:rPr>
+      <w:t>ARTE</w:t>
+    </w:r>
+    <w:r>
+      <w:rPr>
+        <w:rFonts w:asciiTheme="minorHAnsi" w:hAnsiTheme="minorHAnsi" w:cs="Arial"/>
+        <w:caps/>
+        <w:color w:val="595959" w:themeColor="text1" w:themeTint="A6"/>
+        <w:lang w:eastAsia="pt-PT"/>
+      </w:rPr>
+      <w:t xml:space="preserve"> </w:t>
     </w:r>
   </w:p>
   <w:p>
@@ -6726,6 +7070,10 @@
 </file>
 
 <file path=customXml/item1.xml><?xml version="1.0" encoding="utf-8"?>
+<b:Sources xmlns:b="http://schemas.openxmlformats.org/officeDocument/2006/bibliography" xmlns="http://schemas.openxmlformats.org/officeDocument/2006/bibliography" SelectedStyle="\APA.XSL" StyleName="APA"/>
+</file>
+
+<file path=customXml/item2.xml><?xml version="1.0" encoding="utf-8"?>
 <f:fields xmlns:f="http://schemas.fabasoft.com/folio/2007/fields">
   <f:record>
     <f:field ref="objname" par="" text="AMA_Protocolo_CMD_Autenticação_Privados" edit="true"/>
@@ -6757,22 +7105,18 @@
 </f:fields>
 </file>
 
-<file path=customXml/item2.xml><?xml version="1.0" encoding="utf-8"?>
-<b:Sources xmlns:b="http://schemas.openxmlformats.org/officeDocument/2006/bibliography" xmlns="http://schemas.openxmlformats.org/officeDocument/2006/bibliography" SelectedStyle="\APA.XSL" StyleName="APA"/>
+<file path=customXml/itemProps1.xml><?xml version="1.0" encoding="utf-8"?>
+<ds:datastoreItem xmlns:ds="http://schemas.openxmlformats.org/officeDocument/2006/customXml" ds:itemID="{50F40CAF-1E6D-4236-B803-83A572A99490}">
+  <ds:schemaRefs>
+    <ds:schemaRef ds:uri="http://schemas.openxmlformats.org/officeDocument/2006/bibliography"/>
+  </ds:schemaRefs>
+</ds:datastoreItem>
 </file>
 
-<file path=customXml/itemProps1.xml><?xml version="1.0" encoding="utf-8"?>
+<file path=customXml/itemProps2.xml><?xml version="1.0" encoding="utf-8"?>
 <ds:datastoreItem xmlns:ds="http://schemas.openxmlformats.org/officeDocument/2006/customXml" ds:itemID="{4E8A9591-F074-446B-902F-511FF79C122F}">
   <ds:schemaRefs>
     <ds:schemaRef ds:uri="http://schemas.fabasoft.com/folio/2007/fields"/>
   </ds:schemaRefs>
 </ds:datastoreItem>
-</file>
-
-<file path=customXml/itemProps2.xml><?xml version="1.0" encoding="utf-8"?>
-<ds:datastoreItem xmlns:ds="http://schemas.openxmlformats.org/officeDocument/2006/customXml" ds:itemID="{50F40CAF-1E6D-4236-B803-83A572A99490}">
-  <ds:schemaRefs>
-    <ds:schemaRef ds:uri="http://schemas.openxmlformats.org/officeDocument/2006/bibliography"/>
-  </ds:schemaRefs>
-</ds:datastoreItem>
 </file>
--- a/protocolos_minutas/AMA_Protocolo_CMD_Autenticação_Privados_.docx
+++ b/protocolos_minutas/AMA_Protocolo_CMD_Autenticação_Privados_.docx
@@ -201,7 +201,7 @@
         <w:rPr>
           <w:rFonts w:asciiTheme="minorHAnsi" w:hAnsiTheme="minorHAnsi"/>
         </w:rPr>
-        <w:t>Manuel Dias</w:t>
+        <w:t>Manuel Inácio Veladas Dias</w:t>
       </w:r>
       <w:r>
         <w:rPr>
